--- a/docs/1_requerimientos/Casos De Uso.docx
+++ b/docs/1_requerimientos/Casos De Uso.docx
@@ -274,31 +274,547 @@
     </w:p>
     <w:p>
       <w:pPr>
+        <w:pStyle w:val="878"/>
         <w:numPr>
           <w:ilvl w:val="0"/>
-          <w:numId w:val="11"/>
+          <w:numId w:val="14"/>
         </w:numPr>
-        <w:pBdr/>
-        <w:spacing/>
-        <w:ind w:hanging="360" w:left="720"/>
+        <w:pBdr>
+          <w:top w:val="none" w:color="000000" w:sz="4" w:space="0"/>
+          <w:left w:val="none" w:color="000000" w:sz="4" w:space="0"/>
+          <w:bottom w:val="none" w:color="000000" w:sz="4" w:space="0"/>
+          <w:right w:val="none" w:color="000000" w:sz="4" w:space="0"/>
+        </w:pBdr>
+        <w:spacing w:after="200" w:before="0" w:line="331" w:lineRule="auto"/>
+        <w:ind w:right="0"/>
         <w:rPr/>
-        <w:sectPr>
-          <w:footnotePr/>
-          <w:endnotePr/>
-          <w:type w:val="nextPage"/>
-          <w:pgSz w:h="16838" w:orient="portrait" w:w="11906"/>
-          <w:pgMar w:top="1440" w:right="1440" w:bottom="1440" w:left="1440" w:header="720" w:footer="720" w:gutter="0"/>
-          <w:pgNumType w:start="1"/>
-          <w:cols w:num="1" w:sep="0" w:space="1701" w:equalWidth="1"/>
-        </w:sectPr>
-      </w:pPr>
+      </w:pPr>
+      <w:r>
+        <w:rPr>
+          <w:rFonts w:ascii="Inter" w:hAnsi="Inter" w:eastAsia="Inter" w:cs="Inter"/>
+          <w:color w:val="000000"/>
+          <w:sz w:val="24"/>
+          <w:u w:val="none"/>
+        </w:rPr>
+        <w:t xml:space="preserve">Administrador: Usuario con poder para gestionar la plataforma, moderar contenido y suspender cuentas.</w:t>
+      </w:r>
+      <w:r/>
+    </w:p>
+    <w:p>
+      <w:pPr>
+        <w:pStyle w:val="878"/>
+        <w:numPr>
+          <w:ilvl w:val="0"/>
+          <w:numId w:val="14"/>
+        </w:numPr>
+        <w:pBdr>
+          <w:top w:val="none" w:color="000000" w:sz="4" w:space="0"/>
+          <w:left w:val="none" w:color="000000" w:sz="4" w:space="0"/>
+          <w:bottom w:val="none" w:color="000000" w:sz="4" w:space="0"/>
+          <w:right w:val="none" w:color="000000" w:sz="4" w:space="0"/>
+        </w:pBdr>
+        <w:spacing w:after="200" w:before="0" w:line="331" w:lineRule="auto"/>
+        <w:ind w:right="0"/>
+        <w:rPr/>
+      </w:pPr>
+      <w:r>
+        <w:rPr>
+          <w:rFonts w:ascii="Inter" w:hAnsi="Inter" w:eastAsia="Inter" w:cs="Inter"/>
+          <w:color w:val="000000"/>
+          <w:sz w:val="24"/>
+          <w:u w:val="none"/>
+        </w:rPr>
+        <w:t xml:space="preserve">Álbum: Carpeta virtual de fotos donde el creador elige qué amigos pueden verlas o comentarlas.</w:t>
+      </w:r>
+      <w:r/>
+    </w:p>
+    <w:p>
+      <w:pPr>
+        <w:pStyle w:val="878"/>
+        <w:numPr>
+          <w:ilvl w:val="0"/>
+          <w:numId w:val="14"/>
+        </w:numPr>
+        <w:pBdr>
+          <w:top w:val="none" w:color="000000" w:sz="4" w:space="0"/>
+          <w:left w:val="none" w:color="000000" w:sz="4" w:space="0"/>
+          <w:bottom w:val="none" w:color="000000" w:sz="4" w:space="0"/>
+          <w:right w:val="none" w:color="000000" w:sz="4" w:space="0"/>
+        </w:pBdr>
+        <w:spacing w:after="200" w:before="0" w:line="331" w:lineRule="auto"/>
+        <w:ind w:right="0"/>
+        <w:rPr/>
+      </w:pPr>
+      <w:r>
+        <w:rPr>
+          <w:rFonts w:ascii="Inter" w:hAnsi="Inter" w:eastAsia="Inter" w:cs="Inter"/>
+          <w:color w:val="000000"/>
+          <w:sz w:val="24"/>
+          <w:u w:val="none"/>
+        </w:rPr>
+        <w:t xml:space="preserve">Amigo / Lista de amigos: Conexión mutua entre dos usuarios que les permite ver sus perfiles e interactuar.</w:t>
+      </w:r>
+      <w:r/>
+    </w:p>
+    <w:p>
+      <w:pPr>
+        <w:pStyle w:val="878"/>
+        <w:numPr>
+          <w:ilvl w:val="0"/>
+          <w:numId w:val="14"/>
+        </w:numPr>
+        <w:pBdr>
+          <w:top w:val="none" w:color="000000" w:sz="4" w:space="0"/>
+          <w:left w:val="none" w:color="000000" w:sz="4" w:space="0"/>
+          <w:bottom w:val="none" w:color="000000" w:sz="4" w:space="0"/>
+          <w:right w:val="none" w:color="000000" w:sz="4" w:space="0"/>
+        </w:pBdr>
+        <w:spacing w:after="200" w:before="0" w:line="331" w:lineRule="auto"/>
+        <w:ind w:right="0"/>
+        <w:rPr/>
+      </w:pPr>
+      <w:r>
+        <w:rPr>
+          <w:rFonts w:ascii="Inter" w:hAnsi="Inter" w:eastAsia="Inter" w:cs="Inter"/>
+          <w:color w:val="000000"/>
+          <w:sz w:val="24"/>
+          <w:u w:val="none"/>
+        </w:rPr>
+        <w:t xml:space="preserve">Amigos en común: Contactos que dos usuarios tienen de forma compartida.</w:t>
+      </w:r>
+      <w:r/>
+    </w:p>
+    <w:p>
+      <w:pPr>
+        <w:pStyle w:val="878"/>
+        <w:numPr>
+          <w:ilvl w:val="0"/>
+          <w:numId w:val="14"/>
+        </w:numPr>
+        <w:pBdr>
+          <w:top w:val="none" w:color="000000" w:sz="4" w:space="0"/>
+          <w:left w:val="none" w:color="000000" w:sz="4" w:space="0"/>
+          <w:bottom w:val="none" w:color="000000" w:sz="4" w:space="0"/>
+          <w:right w:val="none" w:color="000000" w:sz="4" w:space="0"/>
+        </w:pBdr>
+        <w:spacing w:after="200" w:before="0" w:line="331" w:lineRule="auto"/>
+        <w:ind w:right="0"/>
+        <w:rPr/>
+      </w:pPr>
+      <w:r>
+        <w:rPr>
+          <w:rFonts w:ascii="Inter" w:hAnsi="Inter" w:eastAsia="Inter" w:cs="Inter"/>
+          <w:color w:val="000000"/>
+          <w:sz w:val="24"/>
+          <w:u w:val="none"/>
+        </w:rPr>
+        <w:t xml:space="preserve">Borrado en cascada: Acción donde borrar un contenedor principal (como un álbum) elimina automáticamente todo lo que tiene dentro (las fotos).</w:t>
+      </w:r>
+      <w:r/>
+    </w:p>
+    <w:p>
+      <w:pPr>
+        <w:pStyle w:val="878"/>
+        <w:numPr>
+          <w:ilvl w:val="0"/>
+          <w:numId w:val="14"/>
+        </w:numPr>
+        <w:pBdr>
+          <w:top w:val="none" w:color="000000" w:sz="4" w:space="0"/>
+          <w:left w:val="none" w:color="000000" w:sz="4" w:space="0"/>
+          <w:bottom w:val="none" w:color="000000" w:sz="4" w:space="0"/>
+          <w:right w:val="none" w:color="000000" w:sz="4" w:space="0"/>
+        </w:pBdr>
+        <w:spacing w:after="200" w:before="0" w:line="331" w:lineRule="auto"/>
+        <w:ind w:right="0"/>
+        <w:rPr/>
+      </w:pPr>
+      <w:r>
+        <w:rPr>
+          <w:rFonts w:ascii="Inter" w:hAnsi="Inter" w:eastAsia="Inter" w:cs="Inter"/>
+          <w:color w:val="000000"/>
+          <w:sz w:val="24"/>
+          <w:u w:val="none"/>
+        </w:rPr>
+        <w:t xml:space="preserve">Chat / Mensajería: Espacio para enviar mensajes de texto y multimedia a nivel individual o grupal.</w:t>
+      </w:r>
+      <w:r/>
+    </w:p>
+    <w:p>
+      <w:pPr>
+        <w:pStyle w:val="878"/>
+        <w:numPr>
+          <w:ilvl w:val="0"/>
+          <w:numId w:val="14"/>
+        </w:numPr>
+        <w:pBdr>
+          <w:top w:val="none" w:color="000000" w:sz="4" w:space="0"/>
+          <w:left w:val="none" w:color="000000" w:sz="4" w:space="0"/>
+          <w:bottom w:val="none" w:color="000000" w:sz="4" w:space="0"/>
+          <w:right w:val="none" w:color="000000" w:sz="4" w:space="0"/>
+        </w:pBdr>
+        <w:spacing w:after="200" w:before="0" w:line="331" w:lineRule="auto"/>
+        <w:ind w:right="0"/>
+        <w:rPr/>
+      </w:pPr>
+      <w:r>
+        <w:rPr>
+          <w:rFonts w:ascii="Inter" w:hAnsi="Inter" w:eastAsia="Inter" w:cs="Inter"/>
+          <w:color w:val="000000"/>
+          <w:sz w:val="24"/>
+          <w:u w:val="none"/>
+        </w:rPr>
+        <w:t xml:space="preserve">Comentario: Texto breve que un usuario publica en un muro o en una foto.</w:t>
+      </w:r>
+      <w:r/>
+    </w:p>
+    <w:p>
+      <w:pPr>
+        <w:pStyle w:val="878"/>
+        <w:numPr>
+          <w:ilvl w:val="0"/>
+          <w:numId w:val="14"/>
+        </w:numPr>
+        <w:pBdr>
+          <w:top w:val="none" w:color="000000" w:sz="4" w:space="0"/>
+          <w:left w:val="none" w:color="000000" w:sz="4" w:space="0"/>
+          <w:bottom w:val="none" w:color="000000" w:sz="4" w:space="0"/>
+          <w:right w:val="none" w:color="000000" w:sz="4" w:space="0"/>
+        </w:pBdr>
+        <w:spacing w:after="200" w:before="0" w:line="331" w:lineRule="auto"/>
+        <w:ind w:right="0"/>
+        <w:rPr/>
+      </w:pPr>
+      <w:r>
+        <w:rPr>
+          <w:rFonts w:ascii="Inter" w:hAnsi="Inter" w:eastAsia="Inter" w:cs="Inter"/>
+          <w:color w:val="000000"/>
+          <w:sz w:val="24"/>
+          <w:u w:val="none"/>
+        </w:rPr>
+        <w:t xml:space="preserve">Credenciales: El correo electrónico y la contraseña necesarios para iniciar sesión.</w:t>
+      </w:r>
+      <w:r/>
+    </w:p>
+    <w:p>
+      <w:pPr>
+        <w:pStyle w:val="878"/>
+        <w:numPr>
+          <w:ilvl w:val="0"/>
+          <w:numId w:val="14"/>
+        </w:numPr>
+        <w:pBdr>
+          <w:top w:val="none" w:color="000000" w:sz="4" w:space="0"/>
+          <w:left w:val="none" w:color="000000" w:sz="4" w:space="0"/>
+          <w:bottom w:val="none" w:color="000000" w:sz="4" w:space="0"/>
+          <w:right w:val="none" w:color="000000" w:sz="4" w:space="0"/>
+        </w:pBdr>
+        <w:spacing w:after="200" w:before="0" w:line="331" w:lineRule="auto"/>
+        <w:ind w:right="0"/>
+        <w:rPr/>
+      </w:pPr>
+      <w:r>
+        <w:rPr>
+          <w:rFonts w:ascii="Inter" w:hAnsi="Inter" w:eastAsia="Inter" w:cs="Inter"/>
+          <w:color w:val="000000"/>
+          <w:sz w:val="24"/>
+          <w:u w:val="none"/>
+        </w:rPr>
+        <w:t xml:space="preserve">Deshabilitar Usuario: Bloqueo de cuenta realizado por un administrador para impedir que un usuario use la plataforma.</w:t>
+      </w:r>
+      <w:r/>
+    </w:p>
+    <w:p>
+      <w:pPr>
+        <w:pStyle w:val="878"/>
+        <w:numPr>
+          <w:ilvl w:val="0"/>
+          <w:numId w:val="14"/>
+        </w:numPr>
+        <w:pBdr>
+          <w:top w:val="none" w:color="000000" w:sz="4" w:space="0"/>
+          <w:left w:val="none" w:color="000000" w:sz="4" w:space="0"/>
+          <w:bottom w:val="none" w:color="000000" w:sz="4" w:space="0"/>
+          <w:right w:val="none" w:color="000000" w:sz="4" w:space="0"/>
+        </w:pBdr>
+        <w:spacing w:after="200" w:before="0" w:line="331" w:lineRule="auto"/>
+        <w:ind w:right="0"/>
+        <w:rPr/>
+      </w:pPr>
+      <w:r>
+        <w:rPr>
+          <w:rFonts w:ascii="Inter" w:hAnsi="Inter" w:eastAsia="Inter" w:cs="Inter"/>
+          <w:color w:val="000000"/>
+          <w:sz w:val="24"/>
+          <w:u w:val="none"/>
+        </w:rPr>
+        <w:t xml:space="preserve">Direct Message (DM): Chat privado y directo entre dos amigos.</w:t>
+      </w:r>
+      <w:r/>
+    </w:p>
+    <w:p>
+      <w:pPr>
+        <w:pStyle w:val="878"/>
+        <w:numPr>
+          <w:ilvl w:val="0"/>
+          <w:numId w:val="14"/>
+        </w:numPr>
+        <w:pBdr>
+          <w:top w:val="none" w:color="000000" w:sz="4" w:space="0"/>
+          <w:left w:val="none" w:color="000000" w:sz="4" w:space="0"/>
+          <w:bottom w:val="none" w:color="000000" w:sz="4" w:space="0"/>
+          <w:right w:val="none" w:color="000000" w:sz="4" w:space="0"/>
+        </w:pBdr>
+        <w:spacing w:after="200" w:before="0" w:line="331" w:lineRule="auto"/>
+        <w:ind w:right="0"/>
+        <w:rPr/>
+      </w:pPr>
+      <w:r>
+        <w:rPr>
+          <w:rFonts w:ascii="Inter" w:hAnsi="Inter" w:eastAsia="Inter" w:cs="Inter"/>
+          <w:color w:val="000000"/>
+          <w:sz w:val="24"/>
+          <w:u w:val="none"/>
+        </w:rPr>
+        <w:t xml:space="preserve">Foto: Imagen subida a un álbum que adopta la misma privacidad de esa carpeta y puede incluir una descripción.</w:t>
+      </w:r>
+      <w:r/>
+    </w:p>
+    <w:p>
+      <w:pPr>
+        <w:pStyle w:val="878"/>
+        <w:numPr>
+          <w:ilvl w:val="0"/>
+          <w:numId w:val="14"/>
+        </w:numPr>
+        <w:pBdr>
+          <w:top w:val="none" w:color="000000" w:sz="4" w:space="0"/>
+          <w:left w:val="none" w:color="000000" w:sz="4" w:space="0"/>
+          <w:bottom w:val="none" w:color="000000" w:sz="4" w:space="0"/>
+          <w:right w:val="none" w:color="000000" w:sz="4" w:space="0"/>
+        </w:pBdr>
+        <w:spacing w:after="200" w:before="0" w:line="331" w:lineRule="auto"/>
+        <w:ind w:right="0"/>
+        <w:rPr/>
+      </w:pPr>
+      <w:r>
+        <w:rPr>
+          <w:rFonts w:ascii="Inter" w:hAnsi="Inter" w:eastAsia="Inter" w:cs="Inter"/>
+          <w:color w:val="000000"/>
+          <w:sz w:val="24"/>
+          <w:u w:val="none"/>
+        </w:rPr>
+        <w:t xml:space="preserve">Grupo de amigos: Etiquetas (como "Familia") para organizar contactos y controlar la privacidad de forma masiva.</w:t>
+      </w:r>
+      <w:r/>
+    </w:p>
+    <w:p>
+      <w:pPr>
+        <w:pStyle w:val="878"/>
+        <w:numPr>
+          <w:ilvl w:val="0"/>
+          <w:numId w:val="14"/>
+        </w:numPr>
+        <w:pBdr>
+          <w:top w:val="none" w:color="000000" w:sz="4" w:space="0"/>
+          <w:left w:val="none" w:color="000000" w:sz="4" w:space="0"/>
+          <w:bottom w:val="none" w:color="000000" w:sz="4" w:space="0"/>
+          <w:right w:val="none" w:color="000000" w:sz="4" w:space="0"/>
+        </w:pBdr>
+        <w:spacing w:after="200" w:before="0" w:line="331" w:lineRule="auto"/>
+        <w:ind w:right="0"/>
+        <w:rPr/>
+      </w:pPr>
+      <w:r>
+        <w:rPr>
+          <w:rFonts w:ascii="Inter" w:hAnsi="Inter" w:eastAsia="Inter" w:cs="Inter"/>
+          <w:color w:val="000000"/>
+          <w:sz w:val="24"/>
+          <w:u w:val="none"/>
+        </w:rPr>
+        <w:t xml:space="preserve">Grupo (de mensajería): Chat de varias personas con nombre, foto propia y diferentes niveles de permisos.</w:t>
+      </w:r>
+      <w:r/>
+    </w:p>
+    <w:p>
+      <w:pPr>
+        <w:pStyle w:val="878"/>
+        <w:numPr>
+          <w:ilvl w:val="0"/>
+          <w:numId w:val="14"/>
+        </w:numPr>
+        <w:pBdr>
+          <w:top w:val="none" w:color="000000" w:sz="4" w:space="0"/>
+          <w:left w:val="none" w:color="000000" w:sz="4" w:space="0"/>
+          <w:bottom w:val="none" w:color="000000" w:sz="4" w:space="0"/>
+          <w:right w:val="none" w:color="000000" w:sz="4" w:space="0"/>
+        </w:pBdr>
+        <w:spacing w:after="200" w:before="0" w:line="331" w:lineRule="auto"/>
+        <w:ind w:right="0"/>
+        <w:rPr/>
+      </w:pPr>
+      <w:r>
+        <w:rPr>
+          <w:rFonts w:ascii="Inter" w:hAnsi="Inter" w:eastAsia="Inter" w:cs="Inter"/>
+          <w:color w:val="000000"/>
+          <w:sz w:val="24"/>
+          <w:u w:val="none"/>
+        </w:rPr>
+        <w:t xml:space="preserve">Muro: Sección del perfil donde se muestran fotos destacadas y los comentarios de los amigos.</w:t>
+      </w:r>
+      <w:r/>
+    </w:p>
+    <w:p>
+      <w:pPr>
+        <w:pStyle w:val="878"/>
+        <w:numPr>
+          <w:ilvl w:val="0"/>
+          <w:numId w:val="14"/>
+        </w:numPr>
+        <w:pBdr>
+          <w:top w:val="none" w:color="000000" w:sz="4" w:space="0"/>
+          <w:left w:val="none" w:color="000000" w:sz="4" w:space="0"/>
+          <w:bottom w:val="none" w:color="000000" w:sz="4" w:space="0"/>
+          <w:right w:val="none" w:color="000000" w:sz="4" w:space="0"/>
+        </w:pBdr>
+        <w:spacing w:after="200" w:before="0" w:line="331" w:lineRule="auto"/>
+        <w:ind w:right="0"/>
+        <w:rPr/>
+      </w:pPr>
+      <w:r>
+        <w:rPr>
+          <w:rFonts w:ascii="Inter" w:hAnsi="Inter" w:eastAsia="Inter" w:cs="Inter"/>
+          <w:color w:val="000000"/>
+          <w:sz w:val="24"/>
+          <w:u w:val="none"/>
+        </w:rPr>
+        <w:t xml:space="preserve">Notificación: Aviso del sistema sobre novedades como solicitudes de amistad, cumpleaños o comentarios nuevos.</w:t>
+      </w:r>
+      <w:r/>
+    </w:p>
+    <w:p>
+      <w:pPr>
+        <w:pStyle w:val="878"/>
+        <w:numPr>
+          <w:ilvl w:val="0"/>
+          <w:numId w:val="14"/>
+        </w:numPr>
+        <w:pBdr>
+          <w:top w:val="none" w:color="000000" w:sz="4" w:space="0"/>
+          <w:left w:val="none" w:color="000000" w:sz="4" w:space="0"/>
+          <w:bottom w:val="none" w:color="000000" w:sz="4" w:space="0"/>
+          <w:right w:val="none" w:color="000000" w:sz="4" w:space="0"/>
+        </w:pBdr>
+        <w:spacing w:after="200" w:before="0" w:line="331" w:lineRule="auto"/>
+        <w:ind w:right="0"/>
+        <w:rPr/>
+      </w:pPr>
+      <w:r>
+        <w:rPr>
+          <w:rFonts w:ascii="Inter" w:hAnsi="Inter" w:eastAsia="Inter" w:cs="Inter"/>
+          <w:color w:val="000000"/>
+          <w:sz w:val="24"/>
+          <w:u w:val="none"/>
+        </w:rPr>
+        <w:t xml:space="preserve">Perfil: Espacio con los datos personales, foto y presentación de un usuario.</w:t>
+      </w:r>
+      <w:r/>
+    </w:p>
+    <w:p>
+      <w:pPr>
+        <w:pStyle w:val="878"/>
+        <w:numPr>
+          <w:ilvl w:val="0"/>
+          <w:numId w:val="14"/>
+        </w:numPr>
+        <w:pBdr>
+          <w:top w:val="none" w:color="000000" w:sz="4" w:space="0"/>
+          <w:left w:val="none" w:color="000000" w:sz="4" w:space="0"/>
+          <w:bottom w:val="none" w:color="000000" w:sz="4" w:space="0"/>
+          <w:right w:val="none" w:color="000000" w:sz="4" w:space="0"/>
+        </w:pBdr>
+        <w:spacing w:after="200" w:before="0" w:line="331" w:lineRule="auto"/>
+        <w:ind w:right="0"/>
+        <w:rPr/>
+      </w:pPr>
+      <w:r>
+        <w:rPr>
+          <w:rFonts w:ascii="Inter" w:hAnsi="Inter" w:eastAsia="Inter" w:cs="Inter"/>
+          <w:color w:val="000000"/>
+          <w:sz w:val="24"/>
+          <w:u w:val="none"/>
+        </w:rPr>
+        <w:t xml:space="preserve">Portal: Pantalla de inicio o menú principal que aparece al iniciar sesión y centraliza las novedades propias de cada usuario.</w:t>
+      </w:r>
+      <w:r/>
+    </w:p>
+    <w:p>
+      <w:pPr>
+        <w:pStyle w:val="878"/>
+        <w:numPr>
+          <w:ilvl w:val="0"/>
+          <w:numId w:val="14"/>
+        </w:numPr>
+        <w:pBdr>
+          <w:top w:val="none" w:color="000000" w:sz="4" w:space="0"/>
+          <w:left w:val="none" w:color="000000" w:sz="4" w:space="0"/>
+          <w:bottom w:val="none" w:color="000000" w:sz="4" w:space="0"/>
+          <w:right w:val="none" w:color="000000" w:sz="4" w:space="0"/>
+        </w:pBdr>
+        <w:spacing w:after="200" w:before="0" w:line="331" w:lineRule="auto"/>
+        <w:ind w:right="0"/>
+        <w:rPr/>
+      </w:pPr>
+      <w:r>
+        <w:rPr>
+          <w:rFonts w:ascii="Inter" w:hAnsi="Inter" w:eastAsia="Inter" w:cs="Inter"/>
+          <w:color w:val="000000"/>
+          <w:sz w:val="24"/>
+          <w:u w:val="none"/>
+        </w:rPr>
+        <w:t xml:space="preserve">Roles: Permisos asignados dentro de un grupo de chat, como el administrador del grupo que puede borrar miembros.</w:t>
+      </w:r>
+      <w:r/>
+    </w:p>
+    <w:p>
+      <w:pPr>
+        <w:pStyle w:val="878"/>
+        <w:numPr>
+          <w:ilvl w:val="0"/>
+          <w:numId w:val="14"/>
+        </w:numPr>
+        <w:pBdr>
+          <w:top w:val="none" w:color="000000" w:sz="4" w:space="0"/>
+          <w:left w:val="none" w:color="000000" w:sz="4" w:space="0"/>
+          <w:bottom w:val="none" w:color="000000" w:sz="4" w:space="0"/>
+          <w:right w:val="none" w:color="000000" w:sz="4" w:space="0"/>
+        </w:pBdr>
+        <w:spacing w:after="200" w:before="240" w:line="331" w:lineRule="auto"/>
+        <w:ind w:right="0"/>
+        <w:rPr/>
+      </w:pPr>
+      <w:r>
+        <w:rPr>
+          <w:rFonts w:ascii="Inter" w:hAnsi="Inter" w:eastAsia="Inter" w:cs="Inter"/>
+          <w:color w:val="000000"/>
+          <w:sz w:val="24"/>
+          <w:u w:val="none"/>
+        </w:rPr>
+        <w:t xml:space="preserve">Solicitud de amistad: Invitación para conectar con otro usuario, la cual puede ser aceptada, rechazada o quedar pendiente.</w:t>
+      </w:r>
+      <w:r/>
       <w:r>
         <w:rPr>
           <w:rtl w:val="0"/>
         </w:rPr>
-        <w:t xml:space="preserve">Portal: sección propia de cada usuario / dashboard principal.</w:t>
       </w:r>
       <w:r/>
+      <w:r>
+        <w:rPr>
+          <w:rFonts w:ascii="Inter" w:hAnsi="Inter" w:eastAsia="Inter" w:cs="Inter"/>
+          <w:sz w:val="24"/>
+        </w:rPr>
+      </w:r>
     </w:p>
     <w:p>
       <w:pPr>
@@ -2225,17 +2741,6 @@
             </w:pPr>
             <w:r>
               <w:t xml:space="preserve">2.1 Si un cliente realiza 10 intentos de iniciar sesion, no podrá volver a intentar durante 1 hora</w:t>
-            </w:r>
-            <w:r>
-              <w:rPr>
-                <w:color w:val="1f1f1f"/>
-              </w:rPr>
-            </w:r>
-            <w:r>
-              <w:rPr>
-                <w:color w:val="1f1f1f"/>
-                <w:rtl w:val="0"/>
-              </w:rPr>
             </w:r>
             <w:r>
               <w:rPr>
@@ -5829,6 +6334,153 @@
       <w:suff w:val="tab"/>
     </w:lvl>
   </w:abstractNum>
+  <w:abstractNum w:abstractNumId="13">
+    <w:nsid w:val="1C5EEB74"/>
+    <w:lvl w:ilvl="0">
+      <w:isLgl w:val="false"/>
+      <w:lvlJc w:val="left"/>
+      <w:lvlText w:val="·"/>
+      <w:numFmt w:val="bullet"/>
+      <w:pPr>
+        <w:pBdr/>
+        <w:spacing/>
+        <w:ind w:hanging="360" w:left="709"/>
+      </w:pPr>
+      <w:rPr>
+        <w:rFonts w:hint="default" w:ascii="Symbol" w:hAnsi="Symbol" w:eastAsia="Symbol" w:cs="Symbol"/>
+      </w:rPr>
+      <w:start w:val="1"/>
+      <w:suff w:val="tab"/>
+    </w:lvl>
+    <w:lvl w:ilvl="1">
+      <w:isLgl w:val="false"/>
+      <w:lvlJc w:val="left"/>
+      <w:lvlText w:val="o"/>
+      <w:numFmt w:val="bullet"/>
+      <w:pPr>
+        <w:pBdr/>
+        <w:spacing/>
+        <w:ind w:hanging="360" w:left="1429"/>
+      </w:pPr>
+      <w:rPr>
+        <w:rFonts w:hint="default" w:ascii="Courier New" w:hAnsi="Courier New" w:eastAsia="Courier New" w:cs="Courier New"/>
+      </w:rPr>
+      <w:start w:val="1"/>
+      <w:suff w:val="tab"/>
+    </w:lvl>
+    <w:lvl w:ilvl="2">
+      <w:isLgl w:val="false"/>
+      <w:lvlJc w:val="left"/>
+      <w:lvlText w:val="§"/>
+      <w:numFmt w:val="bullet"/>
+      <w:pPr>
+        <w:pBdr/>
+        <w:spacing/>
+        <w:ind w:hanging="360" w:left="2149"/>
+      </w:pPr>
+      <w:rPr>
+        <w:rFonts w:hint="default" w:ascii="Wingdings" w:hAnsi="Wingdings" w:eastAsia="Wingdings" w:cs="Wingdings"/>
+      </w:rPr>
+      <w:start w:val="1"/>
+      <w:suff w:val="tab"/>
+    </w:lvl>
+    <w:lvl w:ilvl="3">
+      <w:isLgl w:val="false"/>
+      <w:lvlJc w:val="left"/>
+      <w:lvlText w:val="·"/>
+      <w:numFmt w:val="bullet"/>
+      <w:pPr>
+        <w:pBdr/>
+        <w:spacing/>
+        <w:ind w:hanging="360" w:left="2869"/>
+      </w:pPr>
+      <w:rPr>
+        <w:rFonts w:hint="default" w:ascii="Symbol" w:hAnsi="Symbol" w:eastAsia="Symbol" w:cs="Symbol"/>
+      </w:rPr>
+      <w:start w:val="1"/>
+      <w:suff w:val="tab"/>
+    </w:lvl>
+    <w:lvl w:ilvl="4">
+      <w:isLgl w:val="false"/>
+      <w:lvlJc w:val="left"/>
+      <w:lvlText w:val="o"/>
+      <w:numFmt w:val="bullet"/>
+      <w:pPr>
+        <w:pBdr/>
+        <w:spacing/>
+        <w:ind w:hanging="360" w:left="3589"/>
+      </w:pPr>
+      <w:rPr>
+        <w:rFonts w:hint="default" w:ascii="Courier New" w:hAnsi="Courier New" w:eastAsia="Courier New" w:cs="Courier New"/>
+      </w:rPr>
+      <w:start w:val="1"/>
+      <w:suff w:val="tab"/>
+    </w:lvl>
+    <w:lvl w:ilvl="5">
+      <w:isLgl w:val="false"/>
+      <w:lvlJc w:val="left"/>
+      <w:lvlText w:val="§"/>
+      <w:numFmt w:val="bullet"/>
+      <w:pPr>
+        <w:pBdr/>
+        <w:spacing/>
+        <w:ind w:hanging="360" w:left="4309"/>
+      </w:pPr>
+      <w:rPr>
+        <w:rFonts w:hint="default" w:ascii="Wingdings" w:hAnsi="Wingdings" w:eastAsia="Wingdings" w:cs="Wingdings"/>
+      </w:rPr>
+      <w:start w:val="1"/>
+      <w:suff w:val="tab"/>
+    </w:lvl>
+    <w:lvl w:ilvl="6">
+      <w:isLgl w:val="false"/>
+      <w:lvlJc w:val="left"/>
+      <w:lvlText w:val="·"/>
+      <w:numFmt w:val="bullet"/>
+      <w:pPr>
+        <w:pBdr/>
+        <w:spacing/>
+        <w:ind w:hanging="360" w:left="5029"/>
+      </w:pPr>
+      <w:rPr>
+        <w:rFonts w:hint="default" w:ascii="Symbol" w:hAnsi="Symbol" w:eastAsia="Symbol" w:cs="Symbol"/>
+      </w:rPr>
+      <w:start w:val="1"/>
+      <w:suff w:val="tab"/>
+    </w:lvl>
+    <w:lvl w:ilvl="7">
+      <w:isLgl w:val="false"/>
+      <w:lvlJc w:val="left"/>
+      <w:lvlText w:val="o"/>
+      <w:numFmt w:val="bullet"/>
+      <w:pPr>
+        <w:pBdr/>
+        <w:spacing/>
+        <w:ind w:hanging="360" w:left="5749"/>
+      </w:pPr>
+      <w:rPr>
+        <w:rFonts w:hint="default" w:ascii="Courier New" w:hAnsi="Courier New" w:eastAsia="Courier New" w:cs="Courier New"/>
+      </w:rPr>
+      <w:start w:val="1"/>
+      <w:suff w:val="tab"/>
+    </w:lvl>
+    <w:lvl w:ilvl="8">
+      <w:isLgl w:val="false"/>
+      <w:lvlJc w:val="left"/>
+      <w:lvlText w:val="§"/>
+      <w:numFmt w:val="bullet"/>
+      <w:pPr>
+        <w:pBdr/>
+        <w:spacing/>
+        <w:ind w:hanging="360" w:left="6469"/>
+      </w:pPr>
+      <w:rPr>
+        <w:rFonts w:hint="default" w:ascii="Wingdings" w:hAnsi="Wingdings" w:eastAsia="Wingdings" w:cs="Wingdings"/>
+      </w:rPr>
+      <w:start w:val="1"/>
+      <w:suff w:val="tab"/>
+    </w:lvl>
+  </w:abstractNum>
   <w:num w:numId="1">
     <w:abstractNumId w:val="0"/>
   </w:num>
@@ -5867,6 +6519,9 @@
   </w:num>
   <w:num w:numId="13">
     <w:abstractNumId w:val="12"/>
+  </w:num>
+  <w:num w:numId="14">
+    <w:abstractNumId w:val="13"/>
   </w:num>
 </w:numbering>
 </file>

--- a/docs/1_requerimientos/Casos De Uso.docx
+++ b/docs/1_requerimientos/Casos De Uso.docx
@@ -4,7 +4,7 @@
   <w:body>
     <w:p>
       <w:pPr>
-        <w:pStyle w:val="922"/>
+        <w:pStyle w:val="924"/>
         <w:keepNext w:val="false"/>
         <w:keepLines w:val="false"/>
         <w:pageBreakBefore w:val="false"/>
@@ -195,7 +195,7 @@
     </w:p>
     <w:p>
       <w:pPr>
-        <w:pStyle w:val="922"/>
+        <w:pStyle w:val="924"/>
         <w:keepNext w:val="false"/>
         <w:keepLines w:val="false"/>
         <w:pageBreakBefore w:val="false"/>
@@ -254,7 +254,7 @@
     </w:p>
     <w:p>
       <w:pPr>
-        <w:pStyle w:val="917"/>
+        <w:pStyle w:val="919"/>
         <w:pBdr/>
         <w:spacing w:after="200"/>
         <w:ind/>
@@ -274,7 +274,7 @@
     </w:p>
     <w:p>
       <w:pPr>
-        <w:pStyle w:val="878"/>
+        <w:pStyle w:val="880"/>
         <w:numPr>
           <w:ilvl w:val="0"/>
           <w:numId w:val="14"/>
@@ -302,7 +302,7 @@
     </w:p>
     <w:p>
       <w:pPr>
-        <w:pStyle w:val="878"/>
+        <w:pStyle w:val="880"/>
         <w:numPr>
           <w:ilvl w:val="0"/>
           <w:numId w:val="14"/>
@@ -330,7 +330,7 @@
     </w:p>
     <w:p>
       <w:pPr>
-        <w:pStyle w:val="878"/>
+        <w:pStyle w:val="880"/>
         <w:numPr>
           <w:ilvl w:val="0"/>
           <w:numId w:val="14"/>
@@ -358,7 +358,7 @@
     </w:p>
     <w:p>
       <w:pPr>
-        <w:pStyle w:val="878"/>
+        <w:pStyle w:val="880"/>
         <w:numPr>
           <w:ilvl w:val="0"/>
           <w:numId w:val="14"/>
@@ -386,7 +386,7 @@
     </w:p>
     <w:p>
       <w:pPr>
-        <w:pStyle w:val="878"/>
+        <w:pStyle w:val="880"/>
         <w:numPr>
           <w:ilvl w:val="0"/>
           <w:numId w:val="14"/>
@@ -414,7 +414,7 @@
     </w:p>
     <w:p>
       <w:pPr>
-        <w:pStyle w:val="878"/>
+        <w:pStyle w:val="880"/>
         <w:numPr>
           <w:ilvl w:val="0"/>
           <w:numId w:val="14"/>
@@ -442,7 +442,7 @@
     </w:p>
     <w:p>
       <w:pPr>
-        <w:pStyle w:val="878"/>
+        <w:pStyle w:val="880"/>
         <w:numPr>
           <w:ilvl w:val="0"/>
           <w:numId w:val="14"/>
@@ -470,7 +470,7 @@
     </w:p>
     <w:p>
       <w:pPr>
-        <w:pStyle w:val="878"/>
+        <w:pStyle w:val="880"/>
         <w:numPr>
           <w:ilvl w:val="0"/>
           <w:numId w:val="14"/>
@@ -498,7 +498,7 @@
     </w:p>
     <w:p>
       <w:pPr>
-        <w:pStyle w:val="878"/>
+        <w:pStyle w:val="880"/>
         <w:numPr>
           <w:ilvl w:val="0"/>
           <w:numId w:val="14"/>
@@ -526,7 +526,7 @@
     </w:p>
     <w:p>
       <w:pPr>
-        <w:pStyle w:val="878"/>
+        <w:pStyle w:val="880"/>
         <w:numPr>
           <w:ilvl w:val="0"/>
           <w:numId w:val="14"/>
@@ -554,7 +554,7 @@
     </w:p>
     <w:p>
       <w:pPr>
-        <w:pStyle w:val="878"/>
+        <w:pStyle w:val="880"/>
         <w:numPr>
           <w:ilvl w:val="0"/>
           <w:numId w:val="14"/>
@@ -582,7 +582,7 @@
     </w:p>
     <w:p>
       <w:pPr>
-        <w:pStyle w:val="878"/>
+        <w:pStyle w:val="880"/>
         <w:numPr>
           <w:ilvl w:val="0"/>
           <w:numId w:val="14"/>
@@ -610,7 +610,7 @@
     </w:p>
     <w:p>
       <w:pPr>
-        <w:pStyle w:val="878"/>
+        <w:pStyle w:val="880"/>
         <w:numPr>
           <w:ilvl w:val="0"/>
           <w:numId w:val="14"/>
@@ -638,7 +638,7 @@
     </w:p>
     <w:p>
       <w:pPr>
-        <w:pStyle w:val="878"/>
+        <w:pStyle w:val="880"/>
         <w:numPr>
           <w:ilvl w:val="0"/>
           <w:numId w:val="14"/>
@@ -666,7 +666,7 @@
     </w:p>
     <w:p>
       <w:pPr>
-        <w:pStyle w:val="878"/>
+        <w:pStyle w:val="880"/>
         <w:numPr>
           <w:ilvl w:val="0"/>
           <w:numId w:val="14"/>
@@ -694,7 +694,7 @@
     </w:p>
     <w:p>
       <w:pPr>
-        <w:pStyle w:val="878"/>
+        <w:pStyle w:val="880"/>
         <w:numPr>
           <w:ilvl w:val="0"/>
           <w:numId w:val="14"/>
@@ -722,7 +722,7 @@
     </w:p>
     <w:p>
       <w:pPr>
-        <w:pStyle w:val="878"/>
+        <w:pStyle w:val="880"/>
         <w:numPr>
           <w:ilvl w:val="0"/>
           <w:numId w:val="14"/>
@@ -750,7 +750,7 @@
     </w:p>
     <w:p>
       <w:pPr>
-        <w:pStyle w:val="878"/>
+        <w:pStyle w:val="880"/>
         <w:numPr>
           <w:ilvl w:val="0"/>
           <w:numId w:val="14"/>
@@ -778,7 +778,7 @@
     </w:p>
     <w:p>
       <w:pPr>
-        <w:pStyle w:val="878"/>
+        <w:pStyle w:val="880"/>
         <w:numPr>
           <w:ilvl w:val="0"/>
           <w:numId w:val="14"/>
@@ -802,23 +802,17 @@
         </w:rPr>
         <w:t xml:space="preserve">Solicitud de amistad: Invitación para conectar con otro usuario, la cual puede ser aceptada, rechazada o quedar pendiente.</w:t>
       </w:r>
-      <w:r/>
-      <w:r>
-        <w:rPr>
-          <w:rtl w:val="0"/>
-        </w:rPr>
-      </w:r>
-      <w:r/>
       <w:r>
         <w:rPr>
           <w:rFonts w:ascii="Inter" w:hAnsi="Inter" w:eastAsia="Inter" w:cs="Inter"/>
           <w:sz w:val="24"/>
         </w:rPr>
       </w:r>
+      <w:r/>
     </w:p>
     <w:p>
       <w:pPr>
-        <w:pStyle w:val="922"/>
+        <w:pStyle w:val="924"/>
         <w:keepNext w:val="false"/>
         <w:keepLines w:val="false"/>
         <w:pageBreakBefore w:val="false"/>
@@ -933,7 +927,7 @@
     </w:p>
     <w:tbl>
       <w:tblPr>
-        <w:tblStyle w:val="924"/>
+        <w:tblStyle w:val="926"/>
         <w:tblInd w:w="-1275" w:type="dxa"/>
         <w:tblW w:w="13170" w:type="dxa"/>
         <w:tblBorders>
@@ -1057,124 +1051,6 @@
                 <w:rtl w:val="0"/>
               </w:rPr>
               <w:t xml:space="preserve">    UC-1. Registrarse</w:t>
-            </w:r>
-            <w:r>
-              <w:rPr>
-                <w:color w:val="1f1f1f"/>
-                <w:sz w:val="22"/>
-                <w:szCs w:val="22"/>
-              </w:rPr>
-            </w:r>
-            <w:r>
-              <w:rPr>
-                <w:color w:val="1f1f1f"/>
-                <w:sz w:val="22"/>
-                <w:szCs w:val="22"/>
-              </w:rPr>
-            </w:r>
-          </w:p>
-        </w:tc>
-      </w:tr>
-      <w:tr>
-        <w:trPr>
-          <w:cantSplit w:val="false"/>
-          <w:trHeight w:val="780"/>
-        </w:trPr>
-        <w:tc>
-          <w:tcPr>
-            <w:tcBorders>
-              <w:top w:val="single" w:color="1f1f1f" w:sz="6" w:space="0"/>
-              <w:left w:val="single" w:color="1f1f1f" w:sz="6" w:space="0"/>
-              <w:bottom w:val="single" w:color="1f1f1f" w:sz="6" w:space="0"/>
-              <w:right w:val="single" w:color="1f1f1f" w:sz="6" w:space="0"/>
-            </w:tcBorders>
-            <w:tcMar>
-              <w:left w:w="56" w:type="dxa"/>
-              <w:top w:w="56" w:type="dxa"/>
-              <w:right w:w="56" w:type="dxa"/>
-              <w:bottom w:w="56" w:type="dxa"/>
-            </w:tcMar>
-            <w:vAlign w:val="center"/>
-          </w:tcPr>
-          <w:p>
-            <w:pPr>
-              <w:pBdr/>
-              <w:spacing w:after="200"/>
-              <w:ind/>
-              <w:rPr>
-                <w:color w:val="1f1f1f"/>
-                <w:sz w:val="22"/>
-                <w:szCs w:val="22"/>
-              </w:rPr>
-            </w:pPr>
-            <w:r>
-              <w:rPr>
-                <w:b/>
-                <w:bCs/>
-                <w:color w:val="1f1f1f"/>
-                <w:sz w:val="22"/>
-                <w:szCs w:val="22"/>
-                <w:rtl w:val="0"/>
-              </w:rPr>
-              <w:t xml:space="preserve">Actores</w:t>
-            </w:r>
-            <w:r>
-              <w:rPr>
-                <w:color w:val="1f1f1f"/>
-                <w:sz w:val="22"/>
-                <w:szCs w:val="22"/>
-              </w:rPr>
-            </w:r>
-            <w:r>
-              <w:rPr>
-                <w:color w:val="1f1f1f"/>
-                <w:sz w:val="22"/>
-                <w:szCs w:val="22"/>
-              </w:rPr>
-            </w:r>
-          </w:p>
-        </w:tc>
-        <w:tc>
-          <w:tcPr>
-            <w:tcBorders>
-              <w:top w:val="single" w:color="1f1f1f" w:sz="6" w:space="0"/>
-              <w:left w:val="single" w:color="1f1f1f" w:sz="6" w:space="0"/>
-              <w:bottom w:val="single" w:color="1f1f1f" w:sz="6" w:space="0"/>
-              <w:right w:val="single" w:color="1f1f1f" w:sz="6" w:space="0"/>
-            </w:tcBorders>
-            <w:tcMar>
-              <w:left w:w="56" w:type="dxa"/>
-              <w:top w:w="56" w:type="dxa"/>
-              <w:right w:w="56" w:type="dxa"/>
-              <w:bottom w:w="56" w:type="dxa"/>
-            </w:tcMar>
-            <w:vAlign w:val="center"/>
-          </w:tcPr>
-          <w:p>
-            <w:pPr>
-              <w:pBdr>
-                <w:top w:val="none" w:color="000000" w:sz="0" w:space="0"/>
-                <w:left w:val="none" w:color="000000" w:sz="0" w:space="0"/>
-                <w:bottom w:val="none" w:color="000000" w:sz="0" w:space="0"/>
-                <w:right w:val="none" w:color="000000" w:sz="0" w:space="0"/>
-                <w:between w:val="none" w:color="000000" w:sz="0" w:space="0"/>
-              </w:pBdr>
-              <w:spacing w:after="200"/>
-              <w:ind/>
-              <w:rPr>
-                <w:color w:val="1f1f1f"/>
-                <w:sz w:val="22"/>
-                <w:szCs w:val="22"/>
-              </w:rPr>
-            </w:pPr>
-            <w:r>
-              <w:rPr>
-                <w:color w:val="1f1f1f"/>
-                <w:sz w:val="22"/>
-                <w:szCs w:val="22"/>
-                <w:rtl w:val="0"/>
-              </w:rPr>
-              <w:t xml:space="preserve">    Sistema (receptor), Usuario (iniciador).</w:t>
             </w:r>
             <w:r>
               <w:rPr>
@@ -1924,7 +1800,7 @@
     </w:p>
     <w:p>
       <w:pPr>
-        <w:pStyle w:val="922"/>
+        <w:pStyle w:val="924"/>
         <w:keepNext w:val="false"/>
         <w:keepLines w:val="false"/>
         <w:pageBreakBefore w:val="false"/>
@@ -1997,7 +1873,7 @@
     </w:p>
     <w:tbl>
       <w:tblPr>
-        <w:tblStyle w:val="925"/>
+        <w:tblStyle w:val="927"/>
         <w:tblInd w:w="-1275" w:type="dxa"/>
         <w:tblW w:w="13170" w:type="dxa"/>
         <w:tblBorders>
@@ -2109,108 +1985,6 @@
                 <w:rtl w:val="0"/>
               </w:rPr>
               <w:t xml:space="preserve">    UC-2. Iniciar Sesión</w:t>
-            </w:r>
-            <w:r>
-              <w:rPr>
-                <w:color w:val="1f1f1f"/>
-              </w:rPr>
-            </w:r>
-            <w:r>
-              <w:rPr>
-                <w:color w:val="1f1f1f"/>
-              </w:rPr>
-            </w:r>
-          </w:p>
-        </w:tc>
-      </w:tr>
-      <w:tr>
-        <w:trPr>
-          <w:cantSplit w:val="false"/>
-          <w:trHeight w:val="780"/>
-        </w:trPr>
-        <w:tc>
-          <w:tcPr>
-            <w:tcBorders>
-              <w:top w:val="single" w:color="1f1f1f" w:sz="6" w:space="0"/>
-              <w:left w:val="single" w:color="1f1f1f" w:sz="6" w:space="0"/>
-              <w:bottom w:val="single" w:color="1f1f1f" w:sz="6" w:space="0"/>
-              <w:right w:val="single" w:color="1f1f1f" w:sz="6" w:space="0"/>
-            </w:tcBorders>
-            <w:tcMar>
-              <w:left w:w="56" w:type="dxa"/>
-              <w:top w:w="56" w:type="dxa"/>
-              <w:right w:w="56" w:type="dxa"/>
-              <w:bottom w:w="56" w:type="dxa"/>
-            </w:tcMar>
-            <w:vAlign w:val="center"/>
-          </w:tcPr>
-          <w:p>
-            <w:pPr>
-              <w:pBdr/>
-              <w:spacing w:after="480"/>
-              <w:ind/>
-              <w:rPr>
-                <w:color w:val="1f1f1f"/>
-              </w:rPr>
-            </w:pPr>
-            <w:r>
-              <w:rPr>
-                <w:b/>
-                <w:bCs/>
-                <w:color w:val="1f1f1f"/>
-                <w:rtl w:val="0"/>
-              </w:rPr>
-              <w:t xml:space="preserve">Actores</w:t>
-            </w:r>
-            <w:r>
-              <w:rPr>
-                <w:color w:val="1f1f1f"/>
-              </w:rPr>
-            </w:r>
-            <w:r>
-              <w:rPr>
-                <w:color w:val="1f1f1f"/>
-              </w:rPr>
-            </w:r>
-          </w:p>
-        </w:tc>
-        <w:tc>
-          <w:tcPr>
-            <w:tcBorders>
-              <w:top w:val="single" w:color="1f1f1f" w:sz="6" w:space="0"/>
-              <w:left w:val="single" w:color="1f1f1f" w:sz="6" w:space="0"/>
-              <w:bottom w:val="single" w:color="1f1f1f" w:sz="6" w:space="0"/>
-              <w:right w:val="single" w:color="1f1f1f" w:sz="6" w:space="0"/>
-            </w:tcBorders>
-            <w:tcMar>
-              <w:left w:w="56" w:type="dxa"/>
-              <w:top w:w="56" w:type="dxa"/>
-              <w:right w:w="56" w:type="dxa"/>
-              <w:bottom w:w="56" w:type="dxa"/>
-            </w:tcMar>
-            <w:vAlign w:val="center"/>
-          </w:tcPr>
-          <w:p>
-            <w:pPr>
-              <w:pBdr>
-                <w:top w:val="none" w:color="000000" w:sz="0" w:space="0"/>
-                <w:left w:val="none" w:color="000000" w:sz="0" w:space="0"/>
-                <w:bottom w:val="none" w:color="000000" w:sz="0" w:space="0"/>
-                <w:right w:val="none" w:color="000000" w:sz="0" w:space="0"/>
-                <w:between w:val="none" w:color="000000" w:sz="0" w:space="0"/>
-              </w:pBdr>
-              <w:spacing/>
-              <w:ind/>
-              <w:rPr>
-                <w:color w:val="1f1f1f"/>
-              </w:rPr>
-            </w:pPr>
-            <w:r>
-              <w:rPr>
-                <w:color w:val="1f1f1f"/>
-                <w:rtl w:val="0"/>
-              </w:rPr>
-              <w:t xml:space="preserve">    Sistema (receptor), Usuario (iniciador).</w:t>
             </w:r>
             <w:r>
               <w:rPr>
@@ -3017,7 +2791,7 @@
     </w:p>
     <w:p>
       <w:pPr>
-        <w:pStyle w:val="922"/>
+        <w:pStyle w:val="924"/>
         <w:keepNext w:val="false"/>
         <w:keepLines w:val="false"/>
         <w:pageBreakBefore w:val="false"/>
@@ -3104,7 +2878,7 @@
     </w:p>
     <w:tbl>
       <w:tblPr>
-        <w:tblStyle w:val="930"/>
+        <w:tblStyle w:val="932"/>
         <w:jc w:val="center"/>
         <w:tblW w:w="18060" w:type="dxa"/>
         <w:tblBorders>
@@ -6683,7 +6457,7 @@
     <w:lsdException w:name="Bibliography" w:uiPriority="37"/>
     <w:lsdException w:name="TOC Heading" w:uiPriority="39" w:qFormat="1"/>
   </w:latentStyles>
-  <w:style w:type="table" w:styleId="733" w:default="1">
+  <w:style w:type="table" w:styleId="735" w:default="1">
     <w:name w:val="Normal Table"/>
     <w:uiPriority w:val="99"/>
     <w:semiHidden/>
@@ -6876,9 +6650,9 @@
       </w:tcPr>
     </w:tblStylePr>
   </w:style>
-  <w:style w:type="table" w:styleId="734">
+  <w:style w:type="table" w:styleId="736">
     <w:name w:val="Table Grid"/>
-    <w:basedOn w:val="733"/>
+    <w:basedOn w:val="735"/>
     <w:uiPriority w:val="59"/>
     <w:pPr>
       <w:pBdr/>
@@ -7075,9 +6849,9 @@
       </w:tcPr>
     </w:tblStylePr>
   </w:style>
-  <w:style w:type="table" w:styleId="735">
+  <w:style w:type="table" w:styleId="737">
     <w:name w:val="Table Grid Light"/>
-    <w:basedOn w:val="733"/>
+    <w:basedOn w:val="735"/>
     <w:uiPriority w:val="59"/>
     <w:pPr>
       <w:pBdr/>
@@ -7274,9 +7048,9 @@
       </w:tcPr>
     </w:tblStylePr>
   </w:style>
-  <w:style w:type="table" w:styleId="736">
+  <w:style w:type="table" w:styleId="738">
     <w:name w:val="Plain Table 1"/>
-    <w:basedOn w:val="733"/>
+    <w:basedOn w:val="735"/>
     <w:uiPriority w:val="59"/>
     <w:pPr>
       <w:pBdr/>
@@ -7499,9 +7273,9 @@
       </w:tcPr>
     </w:tblStylePr>
   </w:style>
-  <w:style w:type="table" w:styleId="737">
+  <w:style w:type="table" w:styleId="739">
     <w:name w:val="Plain Table 2"/>
-    <w:basedOn w:val="733"/>
+    <w:basedOn w:val="735"/>
     <w:uiPriority w:val="59"/>
     <w:pPr>
       <w:pBdr/>
@@ -7732,9 +7506,9 @@
       </w:tcPr>
     </w:tblStylePr>
   </w:style>
-  <w:style w:type="table" w:styleId="738">
+  <w:style w:type="table" w:styleId="740">
     <w:name w:val="Plain Table 3"/>
-    <w:basedOn w:val="733"/>
+    <w:basedOn w:val="735"/>
     <w:uiPriority w:val="99"/>
     <w:pPr>
       <w:pBdr/>
@@ -7962,9 +7736,9 @@
       </w:tcPr>
     </w:tblStylePr>
   </w:style>
-  <w:style w:type="table" w:styleId="739">
+  <w:style w:type="table" w:styleId="741">
     <w:name w:val="Plain Table 4"/>
-    <w:basedOn w:val="733"/>
+    <w:basedOn w:val="735"/>
     <w:uiPriority w:val="99"/>
     <w:pPr>
       <w:pBdr/>
@@ -8178,9 +7952,9 @@
       </w:tcPr>
     </w:tblStylePr>
   </w:style>
-  <w:style w:type="table" w:styleId="740">
+  <w:style w:type="table" w:styleId="742">
     <w:name w:val="Plain Table 5"/>
-    <w:basedOn w:val="733"/>
+    <w:basedOn w:val="735"/>
     <w:uiPriority w:val="99"/>
     <w:pPr>
       <w:pBdr/>
@@ -8411,9 +8185,9 @@
       </w:tcPr>
     </w:tblStylePr>
   </w:style>
-  <w:style w:type="table" w:styleId="741">
+  <w:style w:type="table" w:styleId="743">
     <w:name w:val="Grid Table 1 Light"/>
-    <w:basedOn w:val="733"/>
+    <w:basedOn w:val="735"/>
     <w:uiPriority w:val="99"/>
     <w:pPr>
       <w:pBdr/>
@@ -8634,9 +8408,9 @@
       </w:tcPr>
     </w:tblStylePr>
   </w:style>
-  <w:style w:type="table" w:styleId="742">
+  <w:style w:type="table" w:styleId="744">
     <w:name w:val="Grid Table 1 Light - Accent 1"/>
-    <w:basedOn w:val="733"/>
+    <w:basedOn w:val="735"/>
     <w:uiPriority w:val="99"/>
     <w:pPr>
       <w:pBdr/>
@@ -8857,9 +8631,9 @@
       </w:tcPr>
     </w:tblStylePr>
   </w:style>
-  <w:style w:type="table" w:styleId="743">
+  <w:style w:type="table" w:styleId="745">
     <w:name w:val="Grid Table 1 Light - Accent 2"/>
-    <w:basedOn w:val="733"/>
+    <w:basedOn w:val="735"/>
     <w:uiPriority w:val="99"/>
     <w:pPr>
       <w:pBdr/>
@@ -9080,9 +8854,9 @@
       </w:tcPr>
     </w:tblStylePr>
   </w:style>
-  <w:style w:type="table" w:styleId="744">
+  <w:style w:type="table" w:styleId="746">
     <w:name w:val="Grid Table 1 Light - Accent 3"/>
-    <w:basedOn w:val="733"/>
+    <w:basedOn w:val="735"/>
     <w:uiPriority w:val="99"/>
     <w:pPr>
       <w:pBdr/>
@@ -9303,9 +9077,9 @@
       </w:tcPr>
     </w:tblStylePr>
   </w:style>
-  <w:style w:type="table" w:styleId="745">
+  <w:style w:type="table" w:styleId="747">
     <w:name w:val="Grid Table 1 Light - Accent 4"/>
-    <w:basedOn w:val="733"/>
+    <w:basedOn w:val="735"/>
     <w:uiPriority w:val="99"/>
     <w:pPr>
       <w:pBdr/>
@@ -9526,9 +9300,9 @@
       </w:tcPr>
     </w:tblStylePr>
   </w:style>
-  <w:style w:type="table" w:styleId="746">
+  <w:style w:type="table" w:styleId="748">
     <w:name w:val="Grid Table 1 Light - Accent 5"/>
-    <w:basedOn w:val="733"/>
+    <w:basedOn w:val="735"/>
     <w:uiPriority w:val="99"/>
     <w:pPr>
       <w:pBdr/>
@@ -9749,9 +9523,9 @@
       </w:tcPr>
     </w:tblStylePr>
   </w:style>
-  <w:style w:type="table" w:styleId="747">
+  <w:style w:type="table" w:styleId="749">
     <w:name w:val="Grid Table 1 Light - Accent 6"/>
-    <w:basedOn w:val="733"/>
+    <w:basedOn w:val="735"/>
     <w:uiPriority w:val="99"/>
     <w:pPr>
       <w:pBdr/>
@@ -9972,9 +9746,9 @@
       </w:tcPr>
     </w:tblStylePr>
   </w:style>
-  <w:style w:type="table" w:styleId="748">
+  <w:style w:type="table" w:styleId="750">
     <w:name w:val="Grid Table 2"/>
-    <w:basedOn w:val="733"/>
+    <w:basedOn w:val="735"/>
     <w:uiPriority w:val="99"/>
     <w:pPr>
       <w:pBdr/>
@@ -10204,9 +9978,9 @@
       </w:tcPr>
     </w:tblStylePr>
   </w:style>
-  <w:style w:type="table" w:styleId="749">
+  <w:style w:type="table" w:styleId="751">
     <w:name w:val="Grid Table 2 - Accent 1"/>
-    <w:basedOn w:val="733"/>
+    <w:basedOn w:val="735"/>
     <w:uiPriority w:val="99"/>
     <w:pPr>
       <w:pBdr/>
@@ -10436,9 +10210,9 @@
       </w:tcPr>
     </w:tblStylePr>
   </w:style>
-  <w:style w:type="table" w:styleId="750">
+  <w:style w:type="table" w:styleId="752">
     <w:name w:val="Grid Table 2 - Accent 2"/>
-    <w:basedOn w:val="733"/>
+    <w:basedOn w:val="735"/>
     <w:uiPriority w:val="99"/>
     <w:pPr>
       <w:pBdr/>
@@ -10668,9 +10442,9 @@
       </w:tcPr>
     </w:tblStylePr>
   </w:style>
-  <w:style w:type="table" w:styleId="751">
+  <w:style w:type="table" w:styleId="753">
     <w:name w:val="Grid Table 2 - Accent 3"/>
-    <w:basedOn w:val="733"/>
+    <w:basedOn w:val="735"/>
     <w:uiPriority w:val="99"/>
     <w:pPr>
       <w:pBdr/>
@@ -10900,9 +10674,9 @@
       </w:tcPr>
     </w:tblStylePr>
   </w:style>
-  <w:style w:type="table" w:styleId="752">
+  <w:style w:type="table" w:styleId="754">
     <w:name w:val="Grid Table 2 - Accent 4"/>
-    <w:basedOn w:val="733"/>
+    <w:basedOn w:val="735"/>
     <w:uiPriority w:val="99"/>
     <w:pPr>
       <w:pBdr/>
@@ -11132,9 +10906,9 @@
       </w:tcPr>
     </w:tblStylePr>
   </w:style>
-  <w:style w:type="table" w:styleId="753">
+  <w:style w:type="table" w:styleId="755">
     <w:name w:val="Grid Table 2 - Accent 5"/>
-    <w:basedOn w:val="733"/>
+    <w:basedOn w:val="735"/>
     <w:uiPriority w:val="99"/>
     <w:pPr>
       <w:pBdr/>
@@ -11364,9 +11138,9 @@
       </w:tcPr>
     </w:tblStylePr>
   </w:style>
-  <w:style w:type="table" w:styleId="754">
+  <w:style w:type="table" w:styleId="756">
     <w:name w:val="Grid Table 2 - Accent 6"/>
-    <w:basedOn w:val="733"/>
+    <w:basedOn w:val="735"/>
     <w:uiPriority w:val="99"/>
     <w:pPr>
       <w:pBdr/>
@@ -11596,9 +11370,9 @@
       </w:tcPr>
     </w:tblStylePr>
   </w:style>
-  <w:style w:type="table" w:styleId="755">
+  <w:style w:type="table" w:styleId="757">
     <w:name w:val="Grid Table 3"/>
-    <w:basedOn w:val="733"/>
+    <w:basedOn w:val="735"/>
     <w:uiPriority w:val="99"/>
     <w:pPr>
       <w:pBdr/>
@@ -11841,9 +11615,9 @@
       </w:tcPr>
     </w:tblStylePr>
   </w:style>
-  <w:style w:type="table" w:styleId="756">
+  <w:style w:type="table" w:styleId="758">
     <w:name w:val="Grid Table 3 - Accent 1"/>
-    <w:basedOn w:val="733"/>
+    <w:basedOn w:val="735"/>
     <w:uiPriority w:val="99"/>
     <w:pPr>
       <w:pBdr/>
@@ -12086,9 +11860,9 @@
       </w:tcPr>
     </w:tblStylePr>
   </w:style>
-  <w:style w:type="table" w:styleId="757">
+  <w:style w:type="table" w:styleId="759">
     <w:name w:val="Grid Table 3 - Accent 2"/>
-    <w:basedOn w:val="733"/>
+    <w:basedOn w:val="735"/>
     <w:uiPriority w:val="99"/>
     <w:pPr>
       <w:pBdr/>
@@ -12331,9 +12105,9 @@
       </w:tcPr>
     </w:tblStylePr>
   </w:style>
-  <w:style w:type="table" w:styleId="758">
+  <w:style w:type="table" w:styleId="760">
     <w:name w:val="Grid Table 3 - Accent 3"/>
-    <w:basedOn w:val="733"/>
+    <w:basedOn w:val="735"/>
     <w:uiPriority w:val="99"/>
     <w:pPr>
       <w:pBdr/>
@@ -12576,9 +12350,9 @@
       </w:tcPr>
     </w:tblStylePr>
   </w:style>
-  <w:style w:type="table" w:styleId="759">
+  <w:style w:type="table" w:styleId="761">
     <w:name w:val="Grid Table 3 - Accent 4"/>
-    <w:basedOn w:val="733"/>
+    <w:basedOn w:val="735"/>
     <w:uiPriority w:val="99"/>
     <w:pPr>
       <w:pBdr/>
@@ -12821,9 +12595,9 @@
       </w:tcPr>
     </w:tblStylePr>
   </w:style>
-  <w:style w:type="table" w:styleId="760">
+  <w:style w:type="table" w:styleId="762">
     <w:name w:val="Grid Table 3 - Accent 5"/>
-    <w:basedOn w:val="733"/>
+    <w:basedOn w:val="735"/>
     <w:uiPriority w:val="99"/>
     <w:pPr>
       <w:pBdr/>
@@ -13066,9 +12840,9 @@
       </w:tcPr>
     </w:tblStylePr>
   </w:style>
-  <w:style w:type="table" w:styleId="761">
+  <w:style w:type="table" w:styleId="763">
     <w:name w:val="Grid Table 3 - Accent 6"/>
-    <w:basedOn w:val="733"/>
+    <w:basedOn w:val="735"/>
     <w:uiPriority w:val="99"/>
     <w:pPr>
       <w:pBdr/>
@@ -13311,9 +13085,9 @@
       </w:tcPr>
     </w:tblStylePr>
   </w:style>
-  <w:style w:type="table" w:styleId="762">
+  <w:style w:type="table" w:styleId="764">
     <w:name w:val="Grid Table 4"/>
-    <w:basedOn w:val="733"/>
+    <w:basedOn w:val="735"/>
     <w:uiPriority w:val="59"/>
     <w:pPr>
       <w:pBdr/>
@@ -13544,9 +13318,9 @@
       </w:tcPr>
     </w:tblStylePr>
   </w:style>
-  <w:style w:type="table" w:styleId="763">
+  <w:style w:type="table" w:styleId="765">
     <w:name w:val="Grid Table 4 - Accent 1"/>
-    <w:basedOn w:val="733"/>
+    <w:basedOn w:val="735"/>
     <w:uiPriority w:val="59"/>
     <w:pPr>
       <w:pBdr/>
@@ -13777,9 +13551,9 @@
       </w:tcPr>
     </w:tblStylePr>
   </w:style>
-  <w:style w:type="table" w:styleId="764">
+  <w:style w:type="table" w:styleId="766">
     <w:name w:val="Grid Table 4 - Accent 2"/>
-    <w:basedOn w:val="733"/>
+    <w:basedOn w:val="735"/>
     <w:uiPriority w:val="59"/>
     <w:pPr>
       <w:pBdr/>
@@ -14010,9 +13784,9 @@
       </w:tcPr>
     </w:tblStylePr>
   </w:style>
-  <w:style w:type="table" w:styleId="765">
+  <w:style w:type="table" w:styleId="767">
     <w:name w:val="Grid Table 4 - Accent 3"/>
-    <w:basedOn w:val="733"/>
+    <w:basedOn w:val="735"/>
     <w:uiPriority w:val="59"/>
     <w:pPr>
       <w:pBdr/>
@@ -14243,9 +14017,9 @@
       </w:tcPr>
     </w:tblStylePr>
   </w:style>
-  <w:style w:type="table" w:styleId="766">
+  <w:style w:type="table" w:styleId="768">
     <w:name w:val="Grid Table 4 - Accent 4"/>
-    <w:basedOn w:val="733"/>
+    <w:basedOn w:val="735"/>
     <w:uiPriority w:val="59"/>
     <w:pPr>
       <w:pBdr/>
@@ -14476,9 +14250,9 @@
       </w:tcPr>
     </w:tblStylePr>
   </w:style>
-  <w:style w:type="table" w:styleId="767">
+  <w:style w:type="table" w:styleId="769">
     <w:name w:val="Grid Table 4 - Accent 5"/>
-    <w:basedOn w:val="733"/>
+    <w:basedOn w:val="735"/>
     <w:uiPriority w:val="59"/>
     <w:pPr>
       <w:pBdr/>
@@ -14709,9 +14483,9 @@
       </w:tcPr>
     </w:tblStylePr>
   </w:style>
-  <w:style w:type="table" w:styleId="768">
+  <w:style w:type="table" w:styleId="770">
     <w:name w:val="Grid Table 4 - Accent 6"/>
-    <w:basedOn w:val="733"/>
+    <w:basedOn w:val="735"/>
     <w:uiPriority w:val="59"/>
     <w:pPr>
       <w:pBdr/>
@@ -14942,9 +14716,9 @@
       </w:tcPr>
     </w:tblStylePr>
   </w:style>
-  <w:style w:type="table" w:styleId="769">
+  <w:style w:type="table" w:styleId="771">
     <w:name w:val="Grid Table 5 Dark"/>
-    <w:basedOn w:val="733"/>
+    <w:basedOn w:val="735"/>
     <w:uiPriority w:val="99"/>
     <w:pPr>
       <w:pBdr/>
@@ -15170,9 +14944,9 @@
       </w:tcPr>
     </w:tblStylePr>
   </w:style>
-  <w:style w:type="table" w:styleId="770">
+  <w:style w:type="table" w:styleId="772">
     <w:name w:val="Grid Table 5 Dark- Accent 1"/>
-    <w:basedOn w:val="733"/>
+    <w:basedOn w:val="735"/>
     <w:uiPriority w:val="99"/>
     <w:pPr>
       <w:pBdr/>
@@ -15398,9 +15172,9 @@
       </w:tcPr>
     </w:tblStylePr>
   </w:style>
-  <w:style w:type="table" w:styleId="771">
+  <w:style w:type="table" w:styleId="773">
     <w:name w:val="Grid Table 5 Dark - Accent 2"/>
-    <w:basedOn w:val="733"/>
+    <w:basedOn w:val="735"/>
     <w:uiPriority w:val="99"/>
     <w:pPr>
       <w:pBdr/>
@@ -15626,9 +15400,9 @@
       </w:tcPr>
     </w:tblStylePr>
   </w:style>
-  <w:style w:type="table" w:styleId="772">
+  <w:style w:type="table" w:styleId="774">
     <w:name w:val="Grid Table 5 Dark - Accent 3"/>
-    <w:basedOn w:val="733"/>
+    <w:basedOn w:val="735"/>
     <w:uiPriority w:val="99"/>
     <w:pPr>
       <w:pBdr/>
@@ -15854,9 +15628,9 @@
       </w:tcPr>
     </w:tblStylePr>
   </w:style>
-  <w:style w:type="table" w:styleId="773">
+  <w:style w:type="table" w:styleId="775">
     <w:name w:val="Grid Table 5 Dark- Accent 4"/>
-    <w:basedOn w:val="733"/>
+    <w:basedOn w:val="735"/>
     <w:uiPriority w:val="99"/>
     <w:pPr>
       <w:pBdr/>
@@ -16082,9 +15856,9 @@
       </w:tcPr>
     </w:tblStylePr>
   </w:style>
-  <w:style w:type="table" w:styleId="774">
+  <w:style w:type="table" w:styleId="776">
     <w:name w:val="Grid Table 5 Dark - Accent 5"/>
-    <w:basedOn w:val="733"/>
+    <w:basedOn w:val="735"/>
     <w:uiPriority w:val="99"/>
     <w:pPr>
       <w:pBdr/>
@@ -16310,9 +16084,9 @@
       </w:tcPr>
     </w:tblStylePr>
   </w:style>
-  <w:style w:type="table" w:styleId="775">
+  <w:style w:type="table" w:styleId="777">
     <w:name w:val="Grid Table 5 Dark - Accent 6"/>
-    <w:basedOn w:val="733"/>
+    <w:basedOn w:val="735"/>
     <w:uiPriority w:val="99"/>
     <w:pPr>
       <w:pBdr/>
@@ -16538,9 +16312,9 @@
       </w:tcPr>
     </w:tblStylePr>
   </w:style>
-  <w:style w:type="table" w:styleId="776">
+  <w:style w:type="table" w:styleId="778">
     <w:name w:val="Grid Table 6 Colorful"/>
-    <w:basedOn w:val="733"/>
+    <w:basedOn w:val="735"/>
     <w:uiPriority w:val="99"/>
     <w:pPr>
       <w:pBdr/>
@@ -16768,9 +16542,9 @@
       </w:tcPr>
     </w:tblStylePr>
   </w:style>
-  <w:style w:type="table" w:styleId="777">
+  <w:style w:type="table" w:styleId="779">
     <w:name w:val="Grid Table 6 Colorful - Accent 1"/>
-    <w:basedOn w:val="733"/>
+    <w:basedOn w:val="735"/>
     <w:uiPriority w:val="99"/>
     <w:pPr>
       <w:pBdr/>
@@ -16998,9 +16772,9 @@
       </w:tcPr>
     </w:tblStylePr>
   </w:style>
-  <w:style w:type="table" w:styleId="778">
+  <w:style w:type="table" w:styleId="780">
     <w:name w:val="Grid Table 6 Colorful - Accent 2"/>
-    <w:basedOn w:val="733"/>
+    <w:basedOn w:val="735"/>
     <w:uiPriority w:val="99"/>
     <w:pPr>
       <w:pBdr/>
@@ -17228,9 +17002,9 @@
       </w:tcPr>
     </w:tblStylePr>
   </w:style>
-  <w:style w:type="table" w:styleId="779">
+  <w:style w:type="table" w:styleId="781">
     <w:name w:val="Grid Table 6 Colorful - Accent 3"/>
-    <w:basedOn w:val="733"/>
+    <w:basedOn w:val="735"/>
     <w:uiPriority w:val="99"/>
     <w:pPr>
       <w:pBdr/>
@@ -17458,9 +17232,9 @@
       </w:tcPr>
     </w:tblStylePr>
   </w:style>
-  <w:style w:type="table" w:styleId="780">
+  <w:style w:type="table" w:styleId="782">
     <w:name w:val="Grid Table 6 Colorful - Accent 4"/>
-    <w:basedOn w:val="733"/>
+    <w:basedOn w:val="735"/>
     <w:uiPriority w:val="99"/>
     <w:pPr>
       <w:pBdr/>
@@ -17688,9 +17462,9 @@
       </w:tcPr>
     </w:tblStylePr>
   </w:style>
-  <w:style w:type="table" w:styleId="781">
+  <w:style w:type="table" w:styleId="783">
     <w:name w:val="Grid Table 6 Colorful - Accent 5"/>
-    <w:basedOn w:val="733"/>
+    <w:basedOn w:val="735"/>
     <w:uiPriority w:val="99"/>
     <w:pPr>
       <w:pBdr/>
@@ -17918,9 +17692,9 @@
       </w:tcPr>
     </w:tblStylePr>
   </w:style>
-  <w:style w:type="table" w:styleId="782">
+  <w:style w:type="table" w:styleId="784">
     <w:name w:val="Grid Table 6 Colorful - Accent 6"/>
-    <w:basedOn w:val="733"/>
+    <w:basedOn w:val="735"/>
     <w:uiPriority w:val="99"/>
     <w:pPr>
       <w:pBdr/>
@@ -18148,9 +17922,9 @@
       </w:tcPr>
     </w:tblStylePr>
   </w:style>
-  <w:style w:type="table" w:styleId="783">
+  <w:style w:type="table" w:styleId="785">
     <w:name w:val="Grid Table 7 Colorful"/>
-    <w:basedOn w:val="733"/>
+    <w:basedOn w:val="735"/>
     <w:uiPriority w:val="99"/>
     <w:pPr>
       <w:pBdr/>
@@ -18402,9 +18176,9 @@
       </w:tcPr>
     </w:tblStylePr>
   </w:style>
-  <w:style w:type="table" w:styleId="784">
+  <w:style w:type="table" w:styleId="786">
     <w:name w:val="Grid Table 7 Colorful - Accent 1"/>
-    <w:basedOn w:val="733"/>
+    <w:basedOn w:val="735"/>
     <w:uiPriority w:val="99"/>
     <w:pPr>
       <w:pBdr/>
@@ -18656,9 +18430,9 @@
       </w:tcPr>
     </w:tblStylePr>
   </w:style>
-  <w:style w:type="table" w:styleId="785">
+  <w:style w:type="table" w:styleId="787">
     <w:name w:val="Grid Table 7 Colorful - Accent 2"/>
-    <w:basedOn w:val="733"/>
+    <w:basedOn w:val="735"/>
     <w:uiPriority w:val="99"/>
     <w:pPr>
       <w:pBdr/>
@@ -18910,9 +18684,9 @@
       </w:tcPr>
     </w:tblStylePr>
   </w:style>
-  <w:style w:type="table" w:styleId="786">
+  <w:style w:type="table" w:styleId="788">
     <w:name w:val="Grid Table 7 Colorful - Accent 3"/>
-    <w:basedOn w:val="733"/>
+    <w:basedOn w:val="735"/>
     <w:uiPriority w:val="99"/>
     <w:pPr>
       <w:pBdr/>
@@ -19164,9 +18938,9 @@
       </w:tcPr>
     </w:tblStylePr>
   </w:style>
-  <w:style w:type="table" w:styleId="787">
+  <w:style w:type="table" w:styleId="789">
     <w:name w:val="Grid Table 7 Colorful - Accent 4"/>
-    <w:basedOn w:val="733"/>
+    <w:basedOn w:val="735"/>
     <w:uiPriority w:val="99"/>
     <w:pPr>
       <w:pBdr/>
@@ -19418,9 +19192,9 @@
       </w:tcPr>
     </w:tblStylePr>
   </w:style>
-  <w:style w:type="table" w:styleId="788">
+  <w:style w:type="table" w:styleId="790">
     <w:name w:val="Grid Table 7 Colorful - Accent 5"/>
-    <w:basedOn w:val="733"/>
+    <w:basedOn w:val="735"/>
     <w:uiPriority w:val="99"/>
     <w:pPr>
       <w:pBdr/>
@@ -19672,9 +19446,9 @@
       </w:tcPr>
     </w:tblStylePr>
   </w:style>
-  <w:style w:type="table" w:styleId="789">
+  <w:style w:type="table" w:styleId="791">
     <w:name w:val="Grid Table 7 Colorful - Accent 6"/>
-    <w:basedOn w:val="733"/>
+    <w:basedOn w:val="735"/>
     <w:uiPriority w:val="99"/>
     <w:pPr>
       <w:pBdr/>
@@ -19926,9 +19700,9 @@
       </w:tcPr>
     </w:tblStylePr>
   </w:style>
-  <w:style w:type="table" w:styleId="790">
+  <w:style w:type="table" w:styleId="792">
     <w:name w:val="List Table 1 Light"/>
-    <w:basedOn w:val="733"/>
+    <w:basedOn w:val="735"/>
     <w:uiPriority w:val="99"/>
     <w:pPr>
       <w:pBdr/>
@@ -20142,9 +19916,9 @@
       </w:tcPr>
     </w:tblStylePr>
   </w:style>
-  <w:style w:type="table" w:styleId="791">
+  <w:style w:type="table" w:styleId="793">
     <w:name w:val="List Table 1 Light - Accent 1"/>
-    <w:basedOn w:val="733"/>
+    <w:basedOn w:val="735"/>
     <w:uiPriority w:val="99"/>
     <w:pPr>
       <w:pBdr/>
@@ -20358,9 +20132,9 @@
       </w:tcPr>
     </w:tblStylePr>
   </w:style>
-  <w:style w:type="table" w:styleId="792">
+  <w:style w:type="table" w:styleId="794">
     <w:name w:val="List Table 1 Light - Accent 2"/>
-    <w:basedOn w:val="733"/>
+    <w:basedOn w:val="735"/>
     <w:uiPriority w:val="99"/>
     <w:pPr>
       <w:pBdr/>
@@ -20574,9 +20348,9 @@
       </w:tcPr>
     </w:tblStylePr>
   </w:style>
-  <w:style w:type="table" w:styleId="793">
+  <w:style w:type="table" w:styleId="795">
     <w:name w:val="List Table 1 Light - Accent 3"/>
-    <w:basedOn w:val="733"/>
+    <w:basedOn w:val="735"/>
     <w:uiPriority w:val="99"/>
     <w:pPr>
       <w:pBdr/>
@@ -20790,9 +20564,9 @@
       </w:tcPr>
     </w:tblStylePr>
   </w:style>
-  <w:style w:type="table" w:styleId="794">
+  <w:style w:type="table" w:styleId="796">
     <w:name w:val="List Table 1 Light - Accent 4"/>
-    <w:basedOn w:val="733"/>
+    <w:basedOn w:val="735"/>
     <w:uiPriority w:val="99"/>
     <w:pPr>
       <w:pBdr/>
@@ -21006,9 +20780,9 @@
       </w:tcPr>
     </w:tblStylePr>
   </w:style>
-  <w:style w:type="table" w:styleId="795">
+  <w:style w:type="table" w:styleId="797">
     <w:name w:val="List Table 1 Light - Accent 5"/>
-    <w:basedOn w:val="733"/>
+    <w:basedOn w:val="735"/>
     <w:uiPriority w:val="99"/>
     <w:pPr>
       <w:pBdr/>
@@ -21222,9 +20996,9 @@
       </w:tcPr>
     </w:tblStylePr>
   </w:style>
-  <w:style w:type="table" w:styleId="796">
+  <w:style w:type="table" w:styleId="798">
     <w:name w:val="List Table 1 Light - Accent 6"/>
-    <w:basedOn w:val="733"/>
+    <w:basedOn w:val="735"/>
     <w:uiPriority w:val="99"/>
     <w:pPr>
       <w:pBdr/>
@@ -21438,9 +21212,9 @@
       </w:tcPr>
     </w:tblStylePr>
   </w:style>
-  <w:style w:type="table" w:styleId="797">
+  <w:style w:type="table" w:styleId="799">
     <w:name w:val="List Table 2"/>
-    <w:basedOn w:val="733"/>
+    <w:basedOn w:val="735"/>
     <w:uiPriority w:val="99"/>
     <w:pPr>
       <w:pBdr/>
@@ -21676,9 +21450,9 @@
       </w:tcPr>
     </w:tblStylePr>
   </w:style>
-  <w:style w:type="table" w:styleId="798">
+  <w:style w:type="table" w:styleId="800">
     <w:name w:val="List Table 2 - Accent 1"/>
-    <w:basedOn w:val="733"/>
+    <w:basedOn w:val="735"/>
     <w:uiPriority w:val="99"/>
     <w:pPr>
       <w:pBdr/>
@@ -21914,9 +21688,9 @@
       </w:tcPr>
     </w:tblStylePr>
   </w:style>
-  <w:style w:type="table" w:styleId="799">
+  <w:style w:type="table" w:styleId="801">
     <w:name w:val="List Table 2 - Accent 2"/>
-    <w:basedOn w:val="733"/>
+    <w:basedOn w:val="735"/>
     <w:uiPriority w:val="99"/>
     <w:pPr>
       <w:pBdr/>
@@ -22152,9 +21926,9 @@
       </w:tcPr>
     </w:tblStylePr>
   </w:style>
-  <w:style w:type="table" w:styleId="800">
+  <w:style w:type="table" w:styleId="802">
     <w:name w:val="List Table 2 - Accent 3"/>
-    <w:basedOn w:val="733"/>
+    <w:basedOn w:val="735"/>
     <w:uiPriority w:val="99"/>
     <w:pPr>
       <w:pBdr/>
@@ -22390,9 +22164,9 @@
       </w:tcPr>
     </w:tblStylePr>
   </w:style>
-  <w:style w:type="table" w:styleId="801">
+  <w:style w:type="table" w:styleId="803">
     <w:name w:val="List Table 2 - Accent 4"/>
-    <w:basedOn w:val="733"/>
+    <w:basedOn w:val="735"/>
     <w:uiPriority w:val="99"/>
     <w:pPr>
       <w:pBdr/>
@@ -22628,9 +22402,9 @@
       </w:tcPr>
     </w:tblStylePr>
   </w:style>
-  <w:style w:type="table" w:styleId="802">
+  <w:style w:type="table" w:styleId="804">
     <w:name w:val="List Table 2 - Accent 5"/>
-    <w:basedOn w:val="733"/>
+    <w:basedOn w:val="735"/>
     <w:uiPriority w:val="99"/>
     <w:pPr>
       <w:pBdr/>
@@ -22866,9 +22640,9 @@
       </w:tcPr>
     </w:tblStylePr>
   </w:style>
-  <w:style w:type="table" w:styleId="803">
+  <w:style w:type="table" w:styleId="805">
     <w:name w:val="List Table 2 - Accent 6"/>
-    <w:basedOn w:val="733"/>
+    <w:basedOn w:val="735"/>
     <w:uiPriority w:val="99"/>
     <w:pPr>
       <w:pBdr/>
@@ -23104,9 +22878,9 @@
       </w:tcPr>
     </w:tblStylePr>
   </w:style>
-  <w:style w:type="table" w:styleId="804">
+  <w:style w:type="table" w:styleId="806">
     <w:name w:val="List Table 3"/>
-    <w:basedOn w:val="733"/>
+    <w:basedOn w:val="735"/>
     <w:uiPriority w:val="99"/>
     <w:pPr>
       <w:pBdr/>
@@ -23332,9 +23106,9 @@
       </w:tcPr>
     </w:tblStylePr>
   </w:style>
-  <w:style w:type="table" w:styleId="805">
+  <w:style w:type="table" w:styleId="807">
     <w:name w:val="List Table 3 - Accent 1"/>
-    <w:basedOn w:val="733"/>
+    <w:basedOn w:val="735"/>
     <w:uiPriority w:val="99"/>
     <w:pPr>
       <w:pBdr/>
@@ -23560,9 +23334,9 @@
       </w:tcPr>
     </w:tblStylePr>
   </w:style>
-  <w:style w:type="table" w:styleId="806">
+  <w:style w:type="table" w:styleId="808">
     <w:name w:val="List Table 3 - Accent 2"/>
-    <w:basedOn w:val="733"/>
+    <w:basedOn w:val="735"/>
     <w:uiPriority w:val="99"/>
     <w:pPr>
       <w:pBdr/>
@@ -23788,9 +23562,9 @@
       </w:tcPr>
     </w:tblStylePr>
   </w:style>
-  <w:style w:type="table" w:styleId="807">
+  <w:style w:type="table" w:styleId="809">
     <w:name w:val="List Table 3 - Accent 3"/>
-    <w:basedOn w:val="733"/>
+    <w:basedOn w:val="735"/>
     <w:uiPriority w:val="99"/>
     <w:pPr>
       <w:pBdr/>
@@ -24016,9 +23790,9 @@
       </w:tcPr>
     </w:tblStylePr>
   </w:style>
-  <w:style w:type="table" w:styleId="808">
+  <w:style w:type="table" w:styleId="810">
     <w:name w:val="List Table 3 - Accent 4"/>
-    <w:basedOn w:val="733"/>
+    <w:basedOn w:val="735"/>
     <w:uiPriority w:val="99"/>
     <w:pPr>
       <w:pBdr/>
@@ -24244,9 +24018,9 @@
       </w:tcPr>
     </w:tblStylePr>
   </w:style>
-  <w:style w:type="table" w:styleId="809">
+  <w:style w:type="table" w:styleId="811">
     <w:name w:val="List Table 3 - Accent 5"/>
-    <w:basedOn w:val="733"/>
+    <w:basedOn w:val="735"/>
     <w:uiPriority w:val="99"/>
     <w:pPr>
       <w:pBdr/>
@@ -24472,9 +24246,9 @@
       </w:tcPr>
     </w:tblStylePr>
   </w:style>
-  <w:style w:type="table" w:styleId="810">
+  <w:style w:type="table" w:styleId="812">
     <w:name w:val="List Table 3 - Accent 6"/>
-    <w:basedOn w:val="733"/>
+    <w:basedOn w:val="735"/>
     <w:uiPriority w:val="99"/>
     <w:pPr>
       <w:pBdr/>
@@ -24700,9 +24474,9 @@
       </w:tcPr>
     </w:tblStylePr>
   </w:style>
-  <w:style w:type="table" w:styleId="811">
+  <w:style w:type="table" w:styleId="813">
     <w:name w:val="List Table 4"/>
-    <w:basedOn w:val="733"/>
+    <w:basedOn w:val="735"/>
     <w:uiPriority w:val="99"/>
     <w:pPr>
       <w:pBdr/>
@@ -24925,9 +24699,9 @@
       </w:tcPr>
     </w:tblStylePr>
   </w:style>
-  <w:style w:type="table" w:styleId="812">
+  <w:style w:type="table" w:styleId="814">
     <w:name w:val="List Table 4 - Accent 1"/>
-    <w:basedOn w:val="733"/>
+    <w:basedOn w:val="735"/>
     <w:uiPriority w:val="99"/>
     <w:pPr>
       <w:pBdr/>
@@ -25150,9 +24924,9 @@
       </w:tcPr>
     </w:tblStylePr>
   </w:style>
-  <w:style w:type="table" w:styleId="813">
+  <w:style w:type="table" w:styleId="815">
     <w:name w:val="List Table 4 - Accent 2"/>
-    <w:basedOn w:val="733"/>
+    <w:basedOn w:val="735"/>
     <w:uiPriority w:val="99"/>
     <w:pPr>
       <w:pBdr/>
@@ -25375,9 +25149,9 @@
       </w:tcPr>
     </w:tblStylePr>
   </w:style>
-  <w:style w:type="table" w:styleId="814">
+  <w:style w:type="table" w:styleId="816">
     <w:name w:val="List Table 4 - Accent 3"/>
-    <w:basedOn w:val="733"/>
+    <w:basedOn w:val="735"/>
     <w:uiPriority w:val="99"/>
     <w:pPr>
       <w:pBdr/>
@@ -25600,9 +25374,9 @@
       </w:tcPr>
     </w:tblStylePr>
   </w:style>
-  <w:style w:type="table" w:styleId="815">
+  <w:style w:type="table" w:styleId="817">
     <w:name w:val="List Table 4 - Accent 4"/>
-    <w:basedOn w:val="733"/>
+    <w:basedOn w:val="735"/>
     <w:uiPriority w:val="99"/>
     <w:pPr>
       <w:pBdr/>
@@ -25825,9 +25599,9 @@
       </w:tcPr>
     </w:tblStylePr>
   </w:style>
-  <w:style w:type="table" w:styleId="816">
+  <w:style w:type="table" w:styleId="818">
     <w:name w:val="List Table 4 - Accent 5"/>
-    <w:basedOn w:val="733"/>
+    <w:basedOn w:val="735"/>
     <w:uiPriority w:val="99"/>
     <w:pPr>
       <w:pBdr/>
@@ -26050,9 +25824,9 @@
       </w:tcPr>
     </w:tblStylePr>
   </w:style>
-  <w:style w:type="table" w:styleId="817">
+  <w:style w:type="table" w:styleId="819">
     <w:name w:val="List Table 4 - Accent 6"/>
-    <w:basedOn w:val="733"/>
+    <w:basedOn w:val="735"/>
     <w:uiPriority w:val="99"/>
     <w:pPr>
       <w:pBdr/>
@@ -26275,9 +26049,9 @@
       </w:tcPr>
     </w:tblStylePr>
   </w:style>
-  <w:style w:type="table" w:styleId="818">
+  <w:style w:type="table" w:styleId="820">
     <w:name w:val="List Table 5 Dark"/>
-    <w:basedOn w:val="733"/>
+    <w:basedOn w:val="735"/>
     <w:uiPriority w:val="99"/>
     <w:pPr>
       <w:pBdr/>
@@ -26517,9 +26291,9 @@
       </w:tcPr>
     </w:tblStylePr>
   </w:style>
-  <w:style w:type="table" w:styleId="819">
+  <w:style w:type="table" w:styleId="821">
     <w:name w:val="List Table 5 Dark - Accent 1"/>
-    <w:basedOn w:val="733"/>
+    <w:basedOn w:val="735"/>
     <w:uiPriority w:val="99"/>
     <w:pPr>
       <w:pBdr/>
@@ -26759,9 +26533,9 @@
       </w:tcPr>
     </w:tblStylePr>
   </w:style>
-  <w:style w:type="table" w:styleId="820">
+  <w:style w:type="table" w:styleId="822">
     <w:name w:val="List Table 5 Dark - Accent 2"/>
-    <w:basedOn w:val="733"/>
+    <w:basedOn w:val="735"/>
     <w:uiPriority w:val="99"/>
     <w:pPr>
       <w:pBdr/>
@@ -27001,9 +26775,9 @@
       </w:tcPr>
     </w:tblStylePr>
   </w:style>
-  <w:style w:type="table" w:styleId="821">
+  <w:style w:type="table" w:styleId="823">
     <w:name w:val="List Table 5 Dark - Accent 3"/>
-    <w:basedOn w:val="733"/>
+    <w:basedOn w:val="735"/>
     <w:uiPriority w:val="99"/>
     <w:pPr>
       <w:pBdr/>
@@ -27243,9 +27017,9 @@
       </w:tcPr>
     </w:tblStylePr>
   </w:style>
-  <w:style w:type="table" w:styleId="822">
+  <w:style w:type="table" w:styleId="824">
     <w:name w:val="List Table 5 Dark - Accent 4"/>
-    <w:basedOn w:val="733"/>
+    <w:basedOn w:val="735"/>
     <w:uiPriority w:val="99"/>
     <w:pPr>
       <w:pBdr/>
@@ -27485,9 +27259,9 @@
       </w:tcPr>
     </w:tblStylePr>
   </w:style>
-  <w:style w:type="table" w:styleId="823">
+  <w:style w:type="table" w:styleId="825">
     <w:name w:val="List Table 5 Dark - Accent 5"/>
-    <w:basedOn w:val="733"/>
+    <w:basedOn w:val="735"/>
     <w:uiPriority w:val="99"/>
     <w:pPr>
       <w:pBdr/>
@@ -27727,9 +27501,9 @@
       </w:tcPr>
     </w:tblStylePr>
   </w:style>
-  <w:style w:type="table" w:styleId="824">
+  <w:style w:type="table" w:styleId="826">
     <w:name w:val="List Table 5 Dark - Accent 6"/>
-    <w:basedOn w:val="733"/>
+    <w:basedOn w:val="735"/>
     <w:uiPriority w:val="99"/>
     <w:pPr>
       <w:pBdr/>
@@ -27969,9 +27743,9 @@
       </w:tcPr>
     </w:tblStylePr>
   </w:style>
-  <w:style w:type="table" w:styleId="825">
+  <w:style w:type="table" w:styleId="827">
     <w:name w:val="List Table 6 Colorful"/>
-    <w:basedOn w:val="733"/>
+    <w:basedOn w:val="735"/>
     <w:uiPriority w:val="99"/>
     <w:pPr>
       <w:pBdr/>
@@ -28192,9 +27966,9 @@
       </w:tcPr>
     </w:tblStylePr>
   </w:style>
-  <w:style w:type="table" w:styleId="826">
+  <w:style w:type="table" w:styleId="828">
     <w:name w:val="List Table 6 Colorful - Accent 1"/>
-    <w:basedOn w:val="733"/>
+    <w:basedOn w:val="735"/>
     <w:uiPriority w:val="99"/>
     <w:pPr>
       <w:pBdr/>
@@ -28415,9 +28189,9 @@
       </w:tcPr>
     </w:tblStylePr>
   </w:style>
-  <w:style w:type="table" w:styleId="827">
+  <w:style w:type="table" w:styleId="829">
     <w:name w:val="List Table 6 Colorful - Accent 2"/>
-    <w:basedOn w:val="733"/>
+    <w:basedOn w:val="735"/>
     <w:uiPriority w:val="99"/>
     <w:pPr>
       <w:pBdr/>
@@ -28638,9 +28412,9 @@
       </w:tcPr>
     </w:tblStylePr>
   </w:style>
-  <w:style w:type="table" w:styleId="828">
+  <w:style w:type="table" w:styleId="830">
     <w:name w:val="List Table 6 Colorful - Accent 3"/>
-    <w:basedOn w:val="733"/>
+    <w:basedOn w:val="735"/>
     <w:uiPriority w:val="99"/>
     <w:pPr>
       <w:pBdr/>
@@ -28861,9 +28635,9 @@
       </w:tcPr>
     </w:tblStylePr>
   </w:style>
-  <w:style w:type="table" w:styleId="829">
+  <w:style w:type="table" w:styleId="831">
     <w:name w:val="List Table 6 Colorful - Accent 4"/>
-    <w:basedOn w:val="733"/>
+    <w:basedOn w:val="735"/>
     <w:uiPriority w:val="99"/>
     <w:pPr>
       <w:pBdr/>
@@ -29084,9 +28858,9 @@
       </w:tcPr>
     </w:tblStylePr>
   </w:style>
-  <w:style w:type="table" w:styleId="830">
+  <w:style w:type="table" w:styleId="832">
     <w:name w:val="List Table 6 Colorful - Accent 5"/>
-    <w:basedOn w:val="733"/>
+    <w:basedOn w:val="735"/>
     <w:uiPriority w:val="99"/>
     <w:pPr>
       <w:pBdr/>
@@ -29307,9 +29081,9 @@
       </w:tcPr>
     </w:tblStylePr>
   </w:style>
-  <w:style w:type="table" w:styleId="831">
+  <w:style w:type="table" w:styleId="833">
     <w:name w:val="List Table 6 Colorful - Accent 6"/>
-    <w:basedOn w:val="733"/>
+    <w:basedOn w:val="735"/>
     <w:uiPriority w:val="99"/>
     <w:pPr>
       <w:pBdr/>
@@ -29530,9 +29304,9 @@
       </w:tcPr>
     </w:tblStylePr>
   </w:style>
-  <w:style w:type="table" w:styleId="832">
+  <w:style w:type="table" w:styleId="834">
     <w:name w:val="List Table 7 Colorful"/>
-    <w:basedOn w:val="733"/>
+    <w:basedOn w:val="735"/>
     <w:uiPriority w:val="99"/>
     <w:pPr>
       <w:pBdr/>
@@ -29786,9 +29560,9 @@
       </w:tcPr>
     </w:tblStylePr>
   </w:style>
-  <w:style w:type="table" w:styleId="833">
+  <w:style w:type="table" w:styleId="835">
     <w:name w:val="List Table 7 Colorful - Accent 1"/>
-    <w:basedOn w:val="733"/>
+    <w:basedOn w:val="735"/>
     <w:uiPriority w:val="99"/>
     <w:pPr>
       <w:pBdr/>
@@ -30042,9 +29816,9 @@
       </w:tcPr>
     </w:tblStylePr>
   </w:style>
-  <w:style w:type="table" w:styleId="834">
+  <w:style w:type="table" w:styleId="836">
     <w:name w:val="List Table 7 Colorful - Accent 2"/>
-    <w:basedOn w:val="733"/>
+    <w:basedOn w:val="735"/>
     <w:uiPriority w:val="99"/>
     <w:pPr>
       <w:pBdr/>
@@ -30298,9 +30072,9 @@
       </w:tcPr>
     </w:tblStylePr>
   </w:style>
-  <w:style w:type="table" w:styleId="835">
+  <w:style w:type="table" w:styleId="837">
     <w:name w:val="List Table 7 Colorful - Accent 3"/>
-    <w:basedOn w:val="733"/>
+    <w:basedOn w:val="735"/>
     <w:uiPriority w:val="99"/>
     <w:pPr>
       <w:pBdr/>
@@ -30554,9 +30328,9 @@
       </w:tcPr>
     </w:tblStylePr>
   </w:style>
-  <w:style w:type="table" w:styleId="836">
+  <w:style w:type="table" w:styleId="838">
     <w:name w:val="List Table 7 Colorful - Accent 4"/>
-    <w:basedOn w:val="733"/>
+    <w:basedOn w:val="735"/>
     <w:uiPriority w:val="99"/>
     <w:pPr>
       <w:pBdr/>
@@ -30810,9 +30584,9 @@
       </w:tcPr>
     </w:tblStylePr>
   </w:style>
-  <w:style w:type="table" w:styleId="837">
+  <w:style w:type="table" w:styleId="839">
     <w:name w:val="List Table 7 Colorful - Accent 5"/>
-    <w:basedOn w:val="733"/>
+    <w:basedOn w:val="735"/>
     <w:uiPriority w:val="99"/>
     <w:pPr>
       <w:pBdr/>
@@ -31066,9 +30840,9 @@
       </w:tcPr>
     </w:tblStylePr>
   </w:style>
-  <w:style w:type="table" w:styleId="838">
+  <w:style w:type="table" w:styleId="840">
     <w:name w:val="List Table 7 Colorful - Accent 6"/>
-    <w:basedOn w:val="733"/>
+    <w:basedOn w:val="735"/>
     <w:uiPriority w:val="99"/>
     <w:pPr>
       <w:pBdr/>
@@ -31322,9 +31096,9 @@
       </w:tcPr>
     </w:tblStylePr>
   </w:style>
-  <w:style w:type="table" w:styleId="839">
+  <w:style w:type="table" w:styleId="841">
     <w:name w:val="Lined - Accent"/>
-    <w:basedOn w:val="733"/>
+    <w:basedOn w:val="735"/>
     <w:uiPriority w:val="99"/>
     <w:pPr>
       <w:pBdr/>
@@ -31559,9 +31333,9 @@
       </w:tcPr>
     </w:tblStylePr>
   </w:style>
-  <w:style w:type="table" w:styleId="840">
+  <w:style w:type="table" w:styleId="842">
     <w:name w:val="Lined - Accent 1"/>
-    <w:basedOn w:val="733"/>
+    <w:basedOn w:val="735"/>
     <w:uiPriority w:val="99"/>
     <w:pPr>
       <w:pBdr/>
@@ -31796,9 +31570,9 @@
       </w:tcPr>
     </w:tblStylePr>
   </w:style>
-  <w:style w:type="table" w:styleId="841">
+  <w:style w:type="table" w:styleId="843">
     <w:name w:val="Lined - Accent 2"/>
-    <w:basedOn w:val="733"/>
+    <w:basedOn w:val="735"/>
     <w:uiPriority w:val="99"/>
     <w:pPr>
       <w:pBdr/>
@@ -32033,9 +31807,9 @@
       </w:tcPr>
     </w:tblStylePr>
   </w:style>
-  <w:style w:type="table" w:styleId="842">
+  <w:style w:type="table" w:styleId="844">
     <w:name w:val="Lined - Accent 3"/>
-    <w:basedOn w:val="733"/>
+    <w:basedOn w:val="735"/>
     <w:uiPriority w:val="99"/>
     <w:pPr>
       <w:pBdr/>
@@ -32270,9 +32044,9 @@
       </w:tcPr>
     </w:tblStylePr>
   </w:style>
-  <w:style w:type="table" w:styleId="843">
+  <w:style w:type="table" w:styleId="845">
     <w:name w:val="Lined - Accent 4"/>
-    <w:basedOn w:val="733"/>
+    <w:basedOn w:val="735"/>
     <w:uiPriority w:val="99"/>
     <w:pPr>
       <w:pBdr/>
@@ -32507,9 +32281,9 @@
       </w:tcPr>
     </w:tblStylePr>
   </w:style>
-  <w:style w:type="table" w:styleId="844">
+  <w:style w:type="table" w:styleId="846">
     <w:name w:val="Lined - Accent 5"/>
-    <w:basedOn w:val="733"/>
+    <w:basedOn w:val="735"/>
     <w:uiPriority w:val="99"/>
     <w:pPr>
       <w:pBdr/>
@@ -32744,9 +32518,9 @@
       </w:tcPr>
     </w:tblStylePr>
   </w:style>
-  <w:style w:type="table" w:styleId="845">
+  <w:style w:type="table" w:styleId="847">
     <w:name w:val="Lined - Accent 6"/>
-    <w:basedOn w:val="733"/>
+    <w:basedOn w:val="735"/>
     <w:uiPriority w:val="99"/>
     <w:pPr>
       <w:pBdr/>
@@ -32981,9 +32755,9 @@
       </w:tcPr>
     </w:tblStylePr>
   </w:style>
-  <w:style w:type="table" w:styleId="846">
+  <w:style w:type="table" w:styleId="848">
     <w:name w:val="Bordered &amp; Lined - Accent"/>
-    <w:basedOn w:val="733"/>
+    <w:basedOn w:val="735"/>
     <w:uiPriority w:val="99"/>
     <w:pPr>
       <w:pBdr/>
@@ -33225,9 +32999,9 @@
       </w:tcPr>
     </w:tblStylePr>
   </w:style>
-  <w:style w:type="table" w:styleId="847">
+  <w:style w:type="table" w:styleId="849">
     <w:name w:val="Bordered &amp; Lined - Accent 1"/>
-    <w:basedOn w:val="733"/>
+    <w:basedOn w:val="735"/>
     <w:uiPriority w:val="99"/>
     <w:pPr>
       <w:pBdr/>
@@ -33469,9 +33243,9 @@
       </w:tcPr>
     </w:tblStylePr>
   </w:style>
-  <w:style w:type="table" w:styleId="848">
+  <w:style w:type="table" w:styleId="850">
     <w:name w:val="Bordered &amp; Lined - Accent 2"/>
-    <w:basedOn w:val="733"/>
+    <w:basedOn w:val="735"/>
     <w:uiPriority w:val="99"/>
     <w:pPr>
       <w:pBdr/>
@@ -33713,9 +33487,9 @@
       </w:tcPr>
     </w:tblStylePr>
   </w:style>
-  <w:style w:type="table" w:styleId="849">
+  <w:style w:type="table" w:styleId="851">
     <w:name w:val="Bordered &amp; Lined - Accent 3"/>
-    <w:basedOn w:val="733"/>
+    <w:basedOn w:val="735"/>
     <w:uiPriority w:val="99"/>
     <w:pPr>
       <w:pBdr/>
@@ -33957,9 +33731,9 @@
       </w:tcPr>
     </w:tblStylePr>
   </w:style>
-  <w:style w:type="table" w:styleId="850">
+  <w:style w:type="table" w:styleId="852">
     <w:name w:val="Bordered &amp; Lined - Accent 4"/>
-    <w:basedOn w:val="733"/>
+    <w:basedOn w:val="735"/>
     <w:uiPriority w:val="99"/>
     <w:pPr>
       <w:pBdr/>
@@ -34201,9 +33975,9 @@
       </w:tcPr>
     </w:tblStylePr>
   </w:style>
-  <w:style w:type="table" w:styleId="851">
+  <w:style w:type="table" w:styleId="853">
     <w:name w:val="Bordered &amp; Lined - Accent 5"/>
-    <w:basedOn w:val="733"/>
+    <w:basedOn w:val="735"/>
     <w:uiPriority w:val="99"/>
     <w:pPr>
       <w:pBdr/>
@@ -34445,9 +34219,9 @@
       </w:tcPr>
     </w:tblStylePr>
   </w:style>
-  <w:style w:type="table" w:styleId="852">
+  <w:style w:type="table" w:styleId="854">
     <w:name w:val="Bordered &amp; Lined - Accent 6"/>
-    <w:basedOn w:val="733"/>
+    <w:basedOn w:val="735"/>
     <w:uiPriority w:val="99"/>
     <w:pPr>
       <w:pBdr/>
@@ -34689,9 +34463,9 @@
       </w:tcPr>
     </w:tblStylePr>
   </w:style>
-  <w:style w:type="table" w:styleId="853">
+  <w:style w:type="table" w:styleId="855">
     <w:name w:val="Bordered"/>
-    <w:basedOn w:val="733"/>
+    <w:basedOn w:val="735"/>
     <w:uiPriority w:val="99"/>
     <w:pPr>
       <w:pBdr/>
@@ -34920,9 +34694,9 @@
       </w:tcPr>
     </w:tblStylePr>
   </w:style>
-  <w:style w:type="table" w:styleId="854">
+  <w:style w:type="table" w:styleId="856">
     <w:name w:val="Bordered - Accent 1"/>
-    <w:basedOn w:val="733"/>
+    <w:basedOn w:val="735"/>
     <w:uiPriority w:val="99"/>
     <w:pPr>
       <w:pBdr/>
@@ -35151,9 +34925,9 @@
       </w:tcPr>
     </w:tblStylePr>
   </w:style>
-  <w:style w:type="table" w:styleId="855">
+  <w:style w:type="table" w:styleId="857">
     <w:name w:val="Bordered - Accent 2"/>
-    <w:basedOn w:val="733"/>
+    <w:basedOn w:val="735"/>
     <w:uiPriority w:val="99"/>
     <w:pPr>
       <w:pBdr/>
@@ -35382,9 +35156,9 @@
       </w:tcPr>
     </w:tblStylePr>
   </w:style>
-  <w:style w:type="table" w:styleId="856">
+  <w:style w:type="table" w:styleId="858">
     <w:name w:val="Bordered - Accent 3"/>
-    <w:basedOn w:val="733"/>
+    <w:basedOn w:val="735"/>
     <w:uiPriority w:val="99"/>
     <w:pPr>
       <w:pBdr/>
@@ -35613,9 +35387,9 @@
       </w:tcPr>
     </w:tblStylePr>
   </w:style>
-  <w:style w:type="table" w:styleId="857">
+  <w:style w:type="table" w:styleId="859">
     <w:name w:val="Bordered - Accent 4"/>
-    <w:basedOn w:val="733"/>
+    <w:basedOn w:val="735"/>
     <w:uiPriority w:val="99"/>
     <w:pPr>
       <w:pBdr/>
@@ -35844,9 +35618,9 @@
       </w:tcPr>
     </w:tblStylePr>
   </w:style>
-  <w:style w:type="table" w:styleId="858">
+  <w:style w:type="table" w:styleId="860">
     <w:name w:val="Bordered - Accent 5"/>
-    <w:basedOn w:val="733"/>
+    <w:basedOn w:val="735"/>
     <w:uiPriority w:val="99"/>
     <w:pPr>
       <w:pBdr/>
@@ -36075,9 +35849,9 @@
       </w:tcPr>
     </w:tblStylePr>
   </w:style>
-  <w:style w:type="table" w:styleId="859">
+  <w:style w:type="table" w:styleId="861">
     <w:name w:val="Bordered - Accent 6"/>
-    <w:basedOn w:val="733"/>
+    <w:basedOn w:val="735"/>
     <w:uiPriority w:val="99"/>
     <w:pPr>
       <w:pBdr/>
@@ -36306,11 +36080,11 @@
       </w:tcPr>
     </w:tblStylePr>
   </w:style>
-  <w:style w:type="paragraph" w:styleId="860">
+  <w:style w:type="paragraph" w:styleId="862">
     <w:name w:val="Heading 7"/>
-    <w:basedOn w:val="915"/>
-    <w:next w:val="915"/>
-    <w:link w:val="871"/>
+    <w:basedOn w:val="917"/>
+    <w:next w:val="917"/>
+    <w:link w:val="873"/>
     <w:uiPriority w:val="9"/>
     <w:unhideWhenUsed/>
     <w:qFormat/>
@@ -36327,11 +36101,11 @@
       <w:color w:val="595959" w:themeColor="text1" w:themeTint="A6"/>
     </w:rPr>
   </w:style>
-  <w:style w:type="paragraph" w:styleId="861">
+  <w:style w:type="paragraph" w:styleId="863">
     <w:name w:val="Heading 8"/>
-    <w:basedOn w:val="915"/>
-    <w:next w:val="915"/>
-    <w:link w:val="872"/>
+    <w:basedOn w:val="917"/>
+    <w:next w:val="917"/>
+    <w:link w:val="874"/>
     <w:uiPriority w:val="9"/>
     <w:unhideWhenUsed/>
     <w:qFormat/>
@@ -36350,11 +36124,11 @@
       <w:color w:val="272727" w:themeColor="text1" w:themeTint="D8"/>
     </w:rPr>
   </w:style>
-  <w:style w:type="paragraph" w:styleId="862">
+  <w:style w:type="paragraph" w:styleId="864">
     <w:name w:val="Heading 9"/>
-    <w:basedOn w:val="915"/>
-    <w:next w:val="915"/>
-    <w:link w:val="873"/>
+    <w:basedOn w:val="917"/>
+    <w:next w:val="917"/>
+    <w:link w:val="875"/>
     <w:uiPriority w:val="9"/>
     <w:unhideWhenUsed/>
     <w:qFormat/>
@@ -36373,7 +36147,7 @@
       <w:color w:val="272727" w:themeColor="text1" w:themeTint="D8"/>
     </w:rPr>
   </w:style>
-  <w:style w:type="character" w:styleId="863" w:default="1">
+  <w:style w:type="character" w:styleId="865" w:default="1">
     <w:name w:val="Default Paragraph Font"/>
     <w:uiPriority w:val="1"/>
     <w:semiHidden/>
@@ -36384,7 +36158,7 @@
       <w:ind/>
     </w:pPr>
   </w:style>
-  <w:style w:type="numbering" w:styleId="864" w:default="1">
+  <w:style w:type="numbering" w:styleId="866" w:default="1">
     <w:name w:val="No List"/>
     <w:uiPriority w:val="99"/>
     <w:semiHidden/>
@@ -36395,10 +36169,10 @@
       <w:ind/>
     </w:pPr>
   </w:style>
-  <w:style w:type="character" w:styleId="865">
+  <w:style w:type="character" w:styleId="867">
     <w:name w:val="Heading 1 Char"/>
-    <w:basedOn w:val="863"/>
-    <w:link w:val="916"/>
+    <w:basedOn w:val="865"/>
+    <w:link w:val="918"/>
     <w:uiPriority w:val="9"/>
     <w:pPr>
       <w:pBdr/>
@@ -36412,10 +36186,10 @@
       <w:szCs w:val="40"/>
     </w:rPr>
   </w:style>
-  <w:style w:type="character" w:styleId="866">
+  <w:style w:type="character" w:styleId="868">
     <w:name w:val="Heading 2 Char"/>
-    <w:basedOn w:val="863"/>
-    <w:link w:val="917"/>
+    <w:basedOn w:val="865"/>
+    <w:link w:val="919"/>
     <w:uiPriority w:val="9"/>
     <w:pPr>
       <w:pBdr/>
@@ -36429,10 +36203,10 @@
       <w:szCs w:val="32"/>
     </w:rPr>
   </w:style>
-  <w:style w:type="character" w:styleId="867">
+  <w:style w:type="character" w:styleId="869">
     <w:name w:val="Heading 3 Char"/>
-    <w:basedOn w:val="863"/>
-    <w:link w:val="918"/>
+    <w:basedOn w:val="865"/>
+    <w:link w:val="920"/>
     <w:uiPriority w:val="9"/>
     <w:pPr>
       <w:pBdr/>
@@ -36446,10 +36220,10 @@
       <w:szCs w:val="28"/>
     </w:rPr>
   </w:style>
-  <w:style w:type="character" w:styleId="868">
+  <w:style w:type="character" w:styleId="870">
     <w:name w:val="Heading 4 Char"/>
-    <w:basedOn w:val="863"/>
-    <w:link w:val="919"/>
+    <w:basedOn w:val="865"/>
+    <w:link w:val="921"/>
     <w:uiPriority w:val="9"/>
     <w:pPr>
       <w:pBdr/>
@@ -36463,10 +36237,10 @@
       <w:color w:val="0f4761" w:themeColor="accent1" w:themeShade="BF"/>
     </w:rPr>
   </w:style>
-  <w:style w:type="character" w:styleId="869">
+  <w:style w:type="character" w:styleId="871">
     <w:name w:val="Heading 5 Char"/>
-    <w:basedOn w:val="863"/>
-    <w:link w:val="920"/>
+    <w:basedOn w:val="865"/>
+    <w:link w:val="922"/>
     <w:uiPriority w:val="9"/>
     <w:pPr>
       <w:pBdr/>
@@ -36478,10 +36252,10 @@
       <w:color w:val="0f4761" w:themeColor="accent1" w:themeShade="BF"/>
     </w:rPr>
   </w:style>
-  <w:style w:type="character" w:styleId="870">
+  <w:style w:type="character" w:styleId="872">
     <w:name w:val="Heading 6 Char"/>
-    <w:basedOn w:val="863"/>
-    <w:link w:val="921"/>
+    <w:basedOn w:val="865"/>
+    <w:link w:val="923"/>
     <w:uiPriority w:val="9"/>
     <w:pPr>
       <w:pBdr/>
@@ -36495,10 +36269,10 @@
       <w:color w:val="595959" w:themeColor="text1" w:themeTint="A6"/>
     </w:rPr>
   </w:style>
-  <w:style w:type="character" w:styleId="871">
+  <w:style w:type="character" w:styleId="873">
     <w:name w:val="Heading 7 Char"/>
-    <w:basedOn w:val="863"/>
-    <w:link w:val="860"/>
+    <w:basedOn w:val="865"/>
+    <w:link w:val="862"/>
     <w:uiPriority w:val="9"/>
     <w:pPr>
       <w:pBdr/>
@@ -36510,10 +36284,10 @@
       <w:color w:val="595959" w:themeColor="text1" w:themeTint="A6"/>
     </w:rPr>
   </w:style>
-  <w:style w:type="character" w:styleId="872">
+  <w:style w:type="character" w:styleId="874">
     <w:name w:val="Heading 8 Char"/>
-    <w:basedOn w:val="863"/>
-    <w:link w:val="861"/>
+    <w:basedOn w:val="865"/>
+    <w:link w:val="863"/>
     <w:uiPriority w:val="9"/>
     <w:pPr>
       <w:pBdr/>
@@ -36527,10 +36301,10 @@
       <w:color w:val="272727" w:themeColor="text1" w:themeTint="D8"/>
     </w:rPr>
   </w:style>
-  <w:style w:type="character" w:styleId="873">
+  <w:style w:type="character" w:styleId="875">
     <w:name w:val="Heading 9 Char"/>
-    <w:basedOn w:val="863"/>
-    <w:link w:val="862"/>
+    <w:basedOn w:val="865"/>
+    <w:link w:val="864"/>
     <w:uiPriority w:val="9"/>
     <w:pPr>
       <w:pBdr/>
@@ -36544,10 +36318,10 @@
       <w:color w:val="272727" w:themeColor="text1" w:themeTint="D8"/>
     </w:rPr>
   </w:style>
-  <w:style w:type="character" w:styleId="874">
+  <w:style w:type="character" w:styleId="876">
     <w:name w:val="Title Char"/>
-    <w:basedOn w:val="863"/>
-    <w:link w:val="922"/>
+    <w:basedOn w:val="865"/>
+    <w:link w:val="924"/>
     <w:uiPriority w:val="10"/>
     <w:pPr>
       <w:pBdr/>
@@ -36561,10 +36335,10 @@
       <w:szCs w:val="56"/>
     </w:rPr>
   </w:style>
-  <w:style w:type="character" w:styleId="875">
+  <w:style w:type="character" w:styleId="877">
     <w:name w:val="Subtitle Char"/>
-    <w:basedOn w:val="863"/>
-    <w:link w:val="923"/>
+    <w:basedOn w:val="865"/>
+    <w:link w:val="925"/>
     <w:uiPriority w:val="11"/>
     <w:pPr>
       <w:pBdr/>
@@ -36578,11 +36352,11 @@
       <w:szCs w:val="28"/>
     </w:rPr>
   </w:style>
-  <w:style w:type="paragraph" w:styleId="876">
+  <w:style w:type="paragraph" w:styleId="878">
     <w:name w:val="Quote"/>
-    <w:basedOn w:val="915"/>
-    <w:next w:val="915"/>
-    <w:link w:val="877"/>
+    <w:basedOn w:val="917"/>
+    <w:next w:val="917"/>
+    <w:link w:val="879"/>
     <w:uiPriority w:val="29"/>
     <w:qFormat/>
     <w:pPr>
@@ -36597,10 +36371,10 @@
       <w:color w:val="404040" w:themeColor="text1" w:themeTint="BF"/>
     </w:rPr>
   </w:style>
-  <w:style w:type="character" w:styleId="877">
+  <w:style w:type="character" w:styleId="879">
     <w:name w:val="Quote Char"/>
-    <w:basedOn w:val="863"/>
-    <w:link w:val="876"/>
+    <w:basedOn w:val="865"/>
+    <w:link w:val="878"/>
     <w:uiPriority w:val="29"/>
     <w:pPr>
       <w:pBdr/>
@@ -36613,9 +36387,9 @@
       <w:color w:val="404040" w:themeColor="text1" w:themeTint="BF"/>
     </w:rPr>
   </w:style>
-  <w:style w:type="paragraph" w:styleId="878">
+  <w:style w:type="paragraph" w:styleId="880">
     <w:name w:val="List Paragraph"/>
-    <w:basedOn w:val="915"/>
+    <w:basedOn w:val="917"/>
     <w:uiPriority w:val="34"/>
     <w:qFormat/>
     <w:pPr>
@@ -36625,9 +36399,9 @@
       <w:contextualSpacing w:val="true"/>
     </w:pPr>
   </w:style>
-  <w:style w:type="character" w:styleId="879">
+  <w:style w:type="character" w:styleId="881">
     <w:name w:val="Intense Emphasis"/>
-    <w:basedOn w:val="863"/>
+    <w:basedOn w:val="865"/>
     <w:uiPriority w:val="21"/>
     <w:qFormat/>
     <w:pPr>
@@ -36641,11 +36415,11 @@
       <w:color w:val="0f4761" w:themeColor="accent1" w:themeShade="BF"/>
     </w:rPr>
   </w:style>
-  <w:style w:type="paragraph" w:styleId="880">
+  <w:style w:type="paragraph" w:styleId="882">
     <w:name w:val="Intense Quote"/>
-    <w:basedOn w:val="915"/>
-    <w:next w:val="915"/>
-    <w:link w:val="881"/>
+    <w:basedOn w:val="917"/>
+    <w:next w:val="917"/>
+    <w:link w:val="883"/>
     <w:uiPriority w:val="30"/>
     <w:qFormat/>
     <w:pPr>
@@ -36663,10 +36437,10 @@
       <w:color w:val="0f4761" w:themeColor="accent1" w:themeShade="BF"/>
     </w:rPr>
   </w:style>
-  <w:style w:type="character" w:styleId="881">
+  <w:style w:type="character" w:styleId="883">
     <w:name w:val="Intense Quote Char"/>
-    <w:basedOn w:val="863"/>
-    <w:link w:val="880"/>
+    <w:basedOn w:val="865"/>
+    <w:link w:val="882"/>
     <w:uiPriority w:val="30"/>
     <w:pPr>
       <w:pBdr/>
@@ -36679,9 +36453,9 @@
       <w:color w:val="0f4761" w:themeColor="accent1" w:themeShade="BF"/>
     </w:rPr>
   </w:style>
-  <w:style w:type="character" w:styleId="882">
+  <w:style w:type="character" w:styleId="884">
     <w:name w:val="Intense Reference"/>
-    <w:basedOn w:val="863"/>
+    <w:basedOn w:val="865"/>
     <w:uiPriority w:val="32"/>
     <w:qFormat/>
     <w:pPr>
@@ -36697,9 +36471,9 @@
       <w:spacing w:val="5"/>
     </w:rPr>
   </w:style>
-  <w:style w:type="paragraph" w:styleId="883">
+  <w:style w:type="paragraph" w:styleId="885">
     <w:name w:val="No Spacing"/>
-    <w:basedOn w:val="915"/>
+    <w:basedOn w:val="917"/>
     <w:uiPriority w:val="1"/>
     <w:qFormat/>
     <w:pPr>
@@ -36708,9 +36482,9 @@
       <w:ind/>
     </w:pPr>
   </w:style>
-  <w:style w:type="character" w:styleId="884">
+  <w:style w:type="character" w:styleId="886">
     <w:name w:val="Subtle Emphasis"/>
-    <w:basedOn w:val="863"/>
+    <w:basedOn w:val="865"/>
     <w:uiPriority w:val="19"/>
     <w:qFormat/>
     <w:pPr>
@@ -36724,9 +36498,9 @@
       <w:color w:val="404040" w:themeColor="text1" w:themeTint="BF"/>
     </w:rPr>
   </w:style>
-  <w:style w:type="character" w:styleId="885">
+  <w:style w:type="character" w:styleId="887">
     <w:name w:val="Emphasis"/>
-    <w:basedOn w:val="863"/>
+    <w:basedOn w:val="865"/>
     <w:uiPriority w:val="20"/>
     <w:qFormat/>
     <w:pPr>
@@ -36739,9 +36513,9 @@
       <w:iCs/>
     </w:rPr>
   </w:style>
-  <w:style w:type="character" w:styleId="886">
+  <w:style w:type="character" w:styleId="888">
     <w:name w:val="Strong"/>
-    <w:basedOn w:val="863"/>
+    <w:basedOn w:val="865"/>
     <w:uiPriority w:val="22"/>
     <w:qFormat/>
     <w:pPr>
@@ -36754,9 +36528,9 @@
       <w:bCs/>
     </w:rPr>
   </w:style>
-  <w:style w:type="character" w:styleId="887">
+  <w:style w:type="character" w:styleId="889">
     <w:name w:val="Subtle Reference"/>
-    <w:basedOn w:val="863"/>
+    <w:basedOn w:val="865"/>
     <w:uiPriority w:val="31"/>
     <w:qFormat/>
     <w:pPr>
@@ -36769,9 +36543,9 @@
       <w:color w:val="5a5a5a" w:themeColor="text1" w:themeTint="A5"/>
     </w:rPr>
   </w:style>
-  <w:style w:type="character" w:styleId="888">
+  <w:style w:type="character" w:styleId="890">
     <w:name w:val="Book Title"/>
-    <w:basedOn w:val="863"/>
+    <w:basedOn w:val="865"/>
     <w:uiPriority w:val="33"/>
     <w:qFormat/>
     <w:pPr>
@@ -36787,36 +36561,9 @@
       <w:spacing w:val="5"/>
     </w:rPr>
   </w:style>
-  <w:style w:type="paragraph" w:styleId="889">
+  <w:style w:type="paragraph" w:styleId="891">
     <w:name w:val="Header"/>
-    <w:basedOn w:val="915"/>
-    <w:link w:val="890"/>
-    <w:uiPriority w:val="99"/>
-    <w:unhideWhenUsed/>
-    <w:pPr>
-      <w:pBdr/>
-      <w:tabs>
-        <w:tab w:val="center" w:leader="none" w:pos="4844"/>
-        <w:tab w:val="right" w:leader="none" w:pos="9689"/>
-      </w:tabs>
-      <w:spacing w:after="0" w:line="240" w:lineRule="auto"/>
-      <w:ind/>
-    </w:pPr>
-  </w:style>
-  <w:style w:type="character" w:styleId="890">
-    <w:name w:val="Header Char"/>
-    <w:basedOn w:val="863"/>
-    <w:link w:val="889"/>
-    <w:uiPriority w:val="99"/>
-    <w:pPr>
-      <w:pBdr/>
-      <w:spacing/>
-      <w:ind/>
-    </w:pPr>
-  </w:style>
-  <w:style w:type="paragraph" w:styleId="891">
-    <w:name w:val="Footer"/>
-    <w:basedOn w:val="915"/>
+    <w:basedOn w:val="917"/>
     <w:link w:val="892"/>
     <w:uiPriority w:val="99"/>
     <w:unhideWhenUsed/>
@@ -36831,8 +36578,8 @@
     </w:pPr>
   </w:style>
   <w:style w:type="character" w:styleId="892">
-    <w:name w:val="Footer Char"/>
-    <w:basedOn w:val="863"/>
+    <w:name w:val="Header Char"/>
+    <w:basedOn w:val="865"/>
     <w:link w:val="891"/>
     <w:uiPriority w:val="99"/>
     <w:pPr>
@@ -36842,9 +36589,36 @@
     </w:pPr>
   </w:style>
   <w:style w:type="paragraph" w:styleId="893">
+    <w:name w:val="Footer"/>
+    <w:basedOn w:val="917"/>
+    <w:link w:val="894"/>
+    <w:uiPriority w:val="99"/>
+    <w:unhideWhenUsed/>
+    <w:pPr>
+      <w:pBdr/>
+      <w:tabs>
+        <w:tab w:val="center" w:leader="none" w:pos="4844"/>
+        <w:tab w:val="right" w:leader="none" w:pos="9689"/>
+      </w:tabs>
+      <w:spacing w:after="0" w:line="240" w:lineRule="auto"/>
+      <w:ind/>
+    </w:pPr>
+  </w:style>
+  <w:style w:type="character" w:styleId="894">
+    <w:name w:val="Footer Char"/>
+    <w:basedOn w:val="865"/>
+    <w:link w:val="893"/>
+    <w:uiPriority w:val="99"/>
+    <w:pPr>
+      <w:pBdr/>
+      <w:spacing/>
+      <w:ind/>
+    </w:pPr>
+  </w:style>
+  <w:style w:type="paragraph" w:styleId="895">
     <w:name w:val="Caption"/>
-    <w:basedOn w:val="915"/>
-    <w:next w:val="915"/>
+    <w:basedOn w:val="917"/>
+    <w:next w:val="917"/>
     <w:uiPriority w:val="35"/>
     <w:unhideWhenUsed/>
     <w:qFormat/>
@@ -36861,10 +36635,10 @@
       <w:szCs w:val="18"/>
     </w:rPr>
   </w:style>
-  <w:style w:type="paragraph" w:styleId="894">
+  <w:style w:type="paragraph" w:styleId="896">
     <w:name w:val="footnote text"/>
-    <w:basedOn w:val="915"/>
-    <w:link w:val="895"/>
+    <w:basedOn w:val="917"/>
+    <w:link w:val="897"/>
     <w:uiPriority w:val="99"/>
     <w:semiHidden/>
     <w:unhideWhenUsed/>
@@ -36878,10 +36652,10 @@
       <w:szCs w:val="20"/>
     </w:rPr>
   </w:style>
-  <w:style w:type="character" w:styleId="895">
+  <w:style w:type="character" w:styleId="897">
     <w:name w:val="Footnote Text Char"/>
-    <w:basedOn w:val="863"/>
-    <w:link w:val="894"/>
+    <w:basedOn w:val="865"/>
+    <w:link w:val="896"/>
     <w:uiPriority w:val="99"/>
     <w:semiHidden/>
     <w:pPr>
@@ -36894,9 +36668,9 @@
       <w:szCs w:val="20"/>
     </w:rPr>
   </w:style>
-  <w:style w:type="character" w:styleId="896">
+  <w:style w:type="character" w:styleId="898">
     <w:name w:val="footnote reference"/>
-    <w:basedOn w:val="863"/>
+    <w:basedOn w:val="865"/>
     <w:uiPriority w:val="99"/>
     <w:semiHidden/>
     <w:unhideWhenUsed/>
@@ -36909,10 +36683,10 @@
       <w:vertAlign w:val="superscript"/>
     </w:rPr>
   </w:style>
-  <w:style w:type="paragraph" w:styleId="897">
+  <w:style w:type="paragraph" w:styleId="899">
     <w:name w:val="endnote text"/>
-    <w:basedOn w:val="915"/>
-    <w:link w:val="898"/>
+    <w:basedOn w:val="917"/>
+    <w:link w:val="900"/>
     <w:uiPriority w:val="99"/>
     <w:semiHidden/>
     <w:unhideWhenUsed/>
@@ -36926,10 +36700,10 @@
       <w:szCs w:val="20"/>
     </w:rPr>
   </w:style>
-  <w:style w:type="character" w:styleId="898">
+  <w:style w:type="character" w:styleId="900">
     <w:name w:val="Endnote Text Char"/>
-    <w:basedOn w:val="863"/>
-    <w:link w:val="897"/>
+    <w:basedOn w:val="865"/>
+    <w:link w:val="899"/>
     <w:uiPriority w:val="99"/>
     <w:semiHidden/>
     <w:pPr>
@@ -36942,9 +36716,9 @@
       <w:szCs w:val="20"/>
     </w:rPr>
   </w:style>
-  <w:style w:type="character" w:styleId="899">
+  <w:style w:type="character" w:styleId="901">
     <w:name w:val="endnote reference"/>
-    <w:basedOn w:val="863"/>
+    <w:basedOn w:val="865"/>
     <w:uiPriority w:val="99"/>
     <w:semiHidden/>
     <w:unhideWhenUsed/>
@@ -36957,9 +36731,9 @@
       <w:vertAlign w:val="superscript"/>
     </w:rPr>
   </w:style>
-  <w:style w:type="character" w:styleId="900">
+  <w:style w:type="character" w:styleId="902">
     <w:name w:val="Hyperlink"/>
-    <w:basedOn w:val="863"/>
+    <w:basedOn w:val="865"/>
     <w:uiPriority w:val="99"/>
     <w:unhideWhenUsed/>
     <w:pPr>
@@ -36972,9 +36746,9 @@
       <w:u w:val="single"/>
     </w:rPr>
   </w:style>
-  <w:style w:type="character" w:styleId="901">
+  <w:style w:type="character" w:styleId="903">
     <w:name w:val="FollowedHyperlink"/>
-    <w:basedOn w:val="863"/>
+    <w:basedOn w:val="865"/>
     <w:uiPriority w:val="99"/>
     <w:semiHidden/>
     <w:unhideWhenUsed/>
@@ -36988,10 +36762,10 @@
       <w:u w:val="single"/>
     </w:rPr>
   </w:style>
-  <w:style w:type="paragraph" w:styleId="902">
+  <w:style w:type="paragraph" w:styleId="904">
     <w:name w:val="toc 1"/>
-    <w:basedOn w:val="915"/>
-    <w:next w:val="915"/>
+    <w:basedOn w:val="917"/>
+    <w:next w:val="917"/>
     <w:uiPriority w:val="39"/>
     <w:unhideWhenUsed/>
     <w:pPr>
@@ -37000,10 +36774,10 @@
       <w:ind/>
     </w:pPr>
   </w:style>
-  <w:style w:type="paragraph" w:styleId="903">
+  <w:style w:type="paragraph" w:styleId="905">
     <w:name w:val="toc 2"/>
-    <w:basedOn w:val="915"/>
-    <w:next w:val="915"/>
+    <w:basedOn w:val="917"/>
+    <w:next w:val="917"/>
     <w:uiPriority w:val="39"/>
     <w:unhideWhenUsed/>
     <w:pPr>
@@ -37012,10 +36786,10 @@
       <w:ind w:left="220"/>
     </w:pPr>
   </w:style>
-  <w:style w:type="paragraph" w:styleId="904">
+  <w:style w:type="paragraph" w:styleId="906">
     <w:name w:val="toc 3"/>
-    <w:basedOn w:val="915"/>
-    <w:next w:val="915"/>
+    <w:basedOn w:val="917"/>
+    <w:next w:val="917"/>
     <w:uiPriority w:val="39"/>
     <w:unhideWhenUsed/>
     <w:pPr>
@@ -37024,10 +36798,10 @@
       <w:ind w:left="440"/>
     </w:pPr>
   </w:style>
-  <w:style w:type="paragraph" w:styleId="905">
+  <w:style w:type="paragraph" w:styleId="907">
     <w:name w:val="toc 4"/>
-    <w:basedOn w:val="915"/>
-    <w:next w:val="915"/>
+    <w:basedOn w:val="917"/>
+    <w:next w:val="917"/>
     <w:uiPriority w:val="39"/>
     <w:unhideWhenUsed/>
     <w:pPr>
@@ -37036,10 +36810,10 @@
       <w:ind w:left="660"/>
     </w:pPr>
   </w:style>
-  <w:style w:type="paragraph" w:styleId="906">
+  <w:style w:type="paragraph" w:styleId="908">
     <w:name w:val="toc 5"/>
-    <w:basedOn w:val="915"/>
-    <w:next w:val="915"/>
+    <w:basedOn w:val="917"/>
+    <w:next w:val="917"/>
     <w:uiPriority w:val="39"/>
     <w:unhideWhenUsed/>
     <w:pPr>
@@ -37048,10 +36822,10 @@
       <w:ind w:left="880"/>
     </w:pPr>
   </w:style>
-  <w:style w:type="paragraph" w:styleId="907">
+  <w:style w:type="paragraph" w:styleId="909">
     <w:name w:val="toc 6"/>
-    <w:basedOn w:val="915"/>
-    <w:next w:val="915"/>
+    <w:basedOn w:val="917"/>
+    <w:next w:val="917"/>
     <w:uiPriority w:val="39"/>
     <w:unhideWhenUsed/>
     <w:pPr>
@@ -37060,10 +36834,10 @@
       <w:ind w:left="1100"/>
     </w:pPr>
   </w:style>
-  <w:style w:type="paragraph" w:styleId="908">
+  <w:style w:type="paragraph" w:styleId="910">
     <w:name w:val="toc 7"/>
-    <w:basedOn w:val="915"/>
-    <w:next w:val="915"/>
+    <w:basedOn w:val="917"/>
+    <w:next w:val="917"/>
     <w:uiPriority w:val="39"/>
     <w:unhideWhenUsed/>
     <w:pPr>
@@ -37072,10 +36846,10 @@
       <w:ind w:left="1320"/>
     </w:pPr>
   </w:style>
-  <w:style w:type="paragraph" w:styleId="909">
+  <w:style w:type="paragraph" w:styleId="911">
     <w:name w:val="toc 8"/>
-    <w:basedOn w:val="915"/>
-    <w:next w:val="915"/>
+    <w:basedOn w:val="917"/>
+    <w:next w:val="917"/>
     <w:uiPriority w:val="39"/>
     <w:unhideWhenUsed/>
     <w:pPr>
@@ -37084,10 +36858,10 @@
       <w:ind w:left="1540"/>
     </w:pPr>
   </w:style>
-  <w:style w:type="paragraph" w:styleId="910">
+  <w:style w:type="paragraph" w:styleId="912">
     <w:name w:val="toc 9"/>
-    <w:basedOn w:val="915"/>
-    <w:next w:val="915"/>
+    <w:basedOn w:val="917"/>
+    <w:next w:val="917"/>
     <w:uiPriority w:val="39"/>
     <w:unhideWhenUsed/>
     <w:pPr>
@@ -37096,9 +36870,9 @@
       <w:ind w:left="1760"/>
     </w:pPr>
   </w:style>
-  <w:style w:type="character" w:styleId="911">
+  <w:style w:type="character" w:styleId="913">
     <w:name w:val="Placeholder Text"/>
-    <w:basedOn w:val="863"/>
+    <w:basedOn w:val="865"/>
     <w:uiPriority w:val="99"/>
     <w:semiHidden/>
     <w:pPr>
@@ -37110,7 +36884,7 @@
       <w:color w:val="666666"/>
     </w:rPr>
   </w:style>
-  <w:style w:type="paragraph" w:styleId="912">
+  <w:style w:type="paragraph" w:styleId="914">
     <w:name w:val="TOC Heading"/>
     <w:uiPriority w:val="39"/>
     <w:unhideWhenUsed/>
@@ -37120,10 +36894,10 @@
       <w:ind/>
     </w:pPr>
   </w:style>
-  <w:style w:type="paragraph" w:styleId="913">
+  <w:style w:type="paragraph" w:styleId="915">
     <w:name w:val="table of figures"/>
-    <w:basedOn w:val="915"/>
-    <w:next w:val="915"/>
+    <w:basedOn w:val="917"/>
+    <w:next w:val="917"/>
     <w:uiPriority w:val="99"/>
     <w:unhideWhenUsed/>
     <w:pPr>
@@ -37132,7 +36906,7 @@
       <w:ind/>
     </w:pPr>
   </w:style>
-  <w:style w:type="table" w:styleId="914">
+  <w:style w:type="table" w:styleId="916">
     <w:name w:val="TableNormal"/>
     <w:pPr>
       <w:pBdr/>
@@ -37321,7 +37095,7 @@
       </w:tcPr>
     </w:tblStylePr>
   </w:style>
-  <w:style w:type="paragraph" w:styleId="915" w:default="1">
+  <w:style w:type="paragraph" w:styleId="917" w:default="1">
     <w:name w:val="Normal"/>
     <w:pPr>
       <w:pBdr/>
@@ -37329,10 +37103,10 @@
       <w:ind/>
     </w:pPr>
   </w:style>
-  <w:style w:type="paragraph" w:styleId="916">
+  <w:style w:type="paragraph" w:styleId="918">
     <w:name w:val="Heading 1"/>
-    <w:basedOn w:val="915"/>
-    <w:next w:val="915"/>
+    <w:basedOn w:val="917"/>
+    <w:next w:val="917"/>
     <w:pPr>
       <w:keepNext w:val="true"/>
       <w:keepLines w:val="true"/>
@@ -37347,10 +37121,10 @@
       <w:szCs w:val="36"/>
     </w:rPr>
   </w:style>
-  <w:style w:type="paragraph" w:styleId="917">
+  <w:style w:type="paragraph" w:styleId="919">
     <w:name w:val="Heading 2"/>
-    <w:basedOn w:val="915"/>
-    <w:next w:val="915"/>
+    <w:basedOn w:val="917"/>
+    <w:next w:val="917"/>
     <w:pPr>
       <w:keepNext w:val="true"/>
       <w:keepLines w:val="true"/>
@@ -37365,10 +37139,10 @@
       <w:szCs w:val="32"/>
     </w:rPr>
   </w:style>
-  <w:style w:type="paragraph" w:styleId="918">
+  <w:style w:type="paragraph" w:styleId="920">
     <w:name w:val="Heading 3"/>
-    <w:basedOn w:val="915"/>
-    <w:next w:val="915"/>
+    <w:basedOn w:val="917"/>
+    <w:next w:val="917"/>
     <w:pPr>
       <w:keepNext w:val="true"/>
       <w:keepLines w:val="true"/>
@@ -37383,10 +37157,10 @@
       <w:szCs w:val="28"/>
     </w:rPr>
   </w:style>
-  <w:style w:type="paragraph" w:styleId="919">
+  <w:style w:type="paragraph" w:styleId="921">
     <w:name w:val="Heading 4"/>
-    <w:basedOn w:val="915"/>
-    <w:next w:val="915"/>
+    <w:basedOn w:val="917"/>
+    <w:next w:val="917"/>
     <w:pPr>
       <w:keepNext w:val="true"/>
       <w:keepLines w:val="true"/>
@@ -37399,10 +37173,10 @@
       <w:bCs/>
     </w:rPr>
   </w:style>
-  <w:style w:type="paragraph" w:styleId="920">
+  <w:style w:type="paragraph" w:styleId="922">
     <w:name w:val="Heading 5"/>
-    <w:basedOn w:val="915"/>
-    <w:next w:val="915"/>
+    <w:basedOn w:val="917"/>
+    <w:next w:val="917"/>
     <w:pPr>
       <w:keepNext w:val="true"/>
       <w:keepLines w:val="true"/>
@@ -37417,10 +37191,10 @@
       <w:szCs w:val="22"/>
     </w:rPr>
   </w:style>
-  <w:style w:type="paragraph" w:styleId="921">
+  <w:style w:type="paragraph" w:styleId="923">
     <w:name w:val="Heading 6"/>
-    <w:basedOn w:val="915"/>
-    <w:next w:val="915"/>
+    <w:basedOn w:val="917"/>
+    <w:next w:val="917"/>
     <w:pPr>
       <w:keepNext w:val="true"/>
       <w:keepLines w:val="true"/>
@@ -37437,10 +37211,10 @@
       <w:szCs w:val="22"/>
     </w:rPr>
   </w:style>
-  <w:style w:type="paragraph" w:styleId="922">
+  <w:style w:type="paragraph" w:styleId="924">
     <w:name w:val="Title"/>
-    <w:basedOn w:val="915"/>
-    <w:next w:val="915"/>
+    <w:basedOn w:val="917"/>
+    <w:next w:val="917"/>
     <w:pPr>
       <w:keepNext w:val="true"/>
       <w:keepLines w:val="true"/>
@@ -37455,10 +37229,10 @@
       <w:szCs w:val="52"/>
     </w:rPr>
   </w:style>
-  <w:style w:type="paragraph" w:styleId="923">
+  <w:style w:type="paragraph" w:styleId="925">
     <w:name w:val="Subtitle"/>
-    <w:basedOn w:val="915"/>
-    <w:next w:val="915"/>
+    <w:basedOn w:val="917"/>
+    <w:next w:val="917"/>
     <w:pPr>
       <w:keepNext w:val="true"/>
       <w:keepLines w:val="true"/>
@@ -37472,9 +37246,9 @@
       <w:szCs w:val="30"/>
     </w:rPr>
   </w:style>
-  <w:style w:type="table" w:styleId="924">
+  <w:style w:type="table" w:styleId="926">
     <w:name w:val="StGen0"/>
-    <w:basedOn w:val="914"/>
+    <w:basedOn w:val="916"/>
     <w:pPr>
       <w:pBdr/>
       <w:spacing/>
@@ -37658,9 +37432,9 @@
       </w:tcPr>
     </w:tblStylePr>
   </w:style>
-  <w:style w:type="table" w:styleId="925">
+  <w:style w:type="table" w:styleId="927">
     <w:name w:val="StGen1"/>
-    <w:basedOn w:val="914"/>
+    <w:basedOn w:val="916"/>
     <w:pPr>
       <w:pBdr/>
       <w:spacing/>
@@ -37844,9 +37618,9 @@
       </w:tcPr>
     </w:tblStylePr>
   </w:style>
-  <w:style w:type="table" w:styleId="926">
+  <w:style w:type="table" w:styleId="928">
     <w:name w:val="StGen2"/>
-    <w:basedOn w:val="914"/>
+    <w:basedOn w:val="916"/>
     <w:pPr>
       <w:pBdr/>
       <w:spacing/>
@@ -38030,9 +37804,9 @@
       </w:tcPr>
     </w:tblStylePr>
   </w:style>
-  <w:style w:type="table" w:styleId="927">
+  <w:style w:type="table" w:styleId="929">
     <w:name w:val="StGen3"/>
-    <w:basedOn w:val="914"/>
+    <w:basedOn w:val="916"/>
     <w:pPr>
       <w:pBdr/>
       <w:spacing/>
@@ -38216,9 +37990,9 @@
       </w:tcPr>
     </w:tblStylePr>
   </w:style>
-  <w:style w:type="table" w:styleId="928">
+  <w:style w:type="table" w:styleId="930">
     <w:name w:val="StGen4"/>
-    <w:basedOn w:val="914"/>
+    <w:basedOn w:val="916"/>
     <w:pPr>
       <w:pBdr/>
       <w:spacing/>
@@ -38402,9 +38176,9 @@
       </w:tcPr>
     </w:tblStylePr>
   </w:style>
-  <w:style w:type="table" w:styleId="929">
+  <w:style w:type="table" w:styleId="931">
     <w:name w:val="StGen5"/>
-    <w:basedOn w:val="914"/>
+    <w:basedOn w:val="916"/>
     <w:pPr>
       <w:pBdr/>
       <w:spacing/>
@@ -38588,9 +38362,9 @@
       </w:tcPr>
     </w:tblStylePr>
   </w:style>
-  <w:style w:type="table" w:styleId="930">
+  <w:style w:type="table" w:styleId="932">
     <w:name w:val="StGen6"/>
-    <w:basedOn w:val="914"/>
+    <w:basedOn w:val="916"/>
     <w:pPr>
       <w:pBdr/>
       <w:spacing/>
@@ -38774,9 +38548,9 @@
       </w:tcPr>
     </w:tblStylePr>
   </w:style>
-  <w:style w:type="table" w:styleId="931">
+  <w:style w:type="table" w:styleId="933">
     <w:name w:val="StGen7"/>
-    <w:basedOn w:val="914"/>
+    <w:basedOn w:val="916"/>
     <w:pPr>
       <w:pBdr/>
       <w:spacing/>
@@ -38960,9 +38734,9 @@
       </w:tcPr>
     </w:tblStylePr>
   </w:style>
-  <w:style w:type="table" w:styleId="932">
+  <w:style w:type="table" w:styleId="934">
     <w:name w:val="StGen8"/>
-    <w:basedOn w:val="914"/>
+    <w:basedOn w:val="916"/>
     <w:pPr>
       <w:pBdr/>
       <w:spacing/>
@@ -39146,9 +38920,9 @@
       </w:tcPr>
     </w:tblStylePr>
   </w:style>
-  <w:style w:type="table" w:styleId="933">
+  <w:style w:type="table" w:styleId="935">
     <w:name w:val="StGen9"/>
-    <w:basedOn w:val="914"/>
+    <w:basedOn w:val="916"/>
     <w:pPr>
       <w:pBdr/>
       <w:spacing/>
@@ -39332,9 +39106,9 @@
       </w:tcPr>
     </w:tblStylePr>
   </w:style>
-  <w:style w:type="table" w:styleId="934">
+  <w:style w:type="table" w:styleId="936">
     <w:name w:val="StGen10"/>
-    <w:basedOn w:val="914"/>
+    <w:basedOn w:val="916"/>
     <w:pPr>
       <w:pBdr/>
       <w:spacing/>
@@ -39518,9 +39292,9 @@
       </w:tcPr>
     </w:tblStylePr>
   </w:style>
-  <w:style w:type="table" w:styleId="935">
+  <w:style w:type="table" w:styleId="937">
     <w:name w:val="StGen11"/>
-    <w:basedOn w:val="914"/>
+    <w:basedOn w:val="916"/>
     <w:pPr>
       <w:pBdr/>
       <w:spacing/>
@@ -39704,9 +39478,9 @@
       </w:tcPr>
     </w:tblStylePr>
   </w:style>
-  <w:style w:type="table" w:styleId="936">
+  <w:style w:type="table" w:styleId="938">
     <w:name w:val="StGen12"/>
-    <w:basedOn w:val="914"/>
+    <w:basedOn w:val="916"/>
     <w:pPr>
       <w:pBdr/>
       <w:spacing/>
@@ -39890,9 +39664,9 @@
       </w:tcPr>
     </w:tblStylePr>
   </w:style>
-  <w:style w:type="table" w:styleId="937">
+  <w:style w:type="table" w:styleId="939">
     <w:name w:val="StGen13"/>
-    <w:basedOn w:val="914"/>
+    <w:basedOn w:val="916"/>
     <w:pPr>
       <w:pBdr/>
       <w:spacing/>
@@ -40076,9 +39850,9 @@
       </w:tcPr>
     </w:tblStylePr>
   </w:style>
-  <w:style w:type="table" w:styleId="938">
+  <w:style w:type="table" w:styleId="940">
     <w:name w:val="StGen14"/>
-    <w:basedOn w:val="914"/>
+    <w:basedOn w:val="916"/>
     <w:pPr>
       <w:pBdr/>
       <w:spacing/>
@@ -40262,9 +40036,9 @@
       </w:tcPr>
     </w:tblStylePr>
   </w:style>
-  <w:style w:type="table" w:styleId="939">
+  <w:style w:type="table" w:styleId="941">
     <w:name w:val="StGen15"/>
-    <w:basedOn w:val="914"/>
+    <w:basedOn w:val="916"/>
     <w:pPr>
       <w:pBdr/>
       <w:spacing/>
@@ -40448,9 +40222,9 @@
       </w:tcPr>
     </w:tblStylePr>
   </w:style>
-  <w:style w:type="table" w:styleId="940">
+  <w:style w:type="table" w:styleId="942">
     <w:name w:val="StGen16"/>
-    <w:basedOn w:val="914"/>
+    <w:basedOn w:val="916"/>
     <w:pPr>
       <w:pBdr/>
       <w:spacing/>
@@ -40634,9 +40408,9 @@
       </w:tcPr>
     </w:tblStylePr>
   </w:style>
-  <w:style w:type="table" w:styleId="941">
+  <w:style w:type="table" w:styleId="943">
     <w:name w:val="StGen17"/>
-    <w:basedOn w:val="914"/>
+    <w:basedOn w:val="916"/>
     <w:pPr>
       <w:pBdr/>
       <w:spacing/>
@@ -40820,9 +40594,9 @@
       </w:tcPr>
     </w:tblStylePr>
   </w:style>
-  <w:style w:type="table" w:styleId="942">
+  <w:style w:type="table" w:styleId="944">
     <w:name w:val="StGen18"/>
-    <w:basedOn w:val="914"/>
+    <w:basedOn w:val="916"/>
     <w:pPr>
       <w:pBdr/>
       <w:spacing/>
@@ -41006,9 +40780,9 @@
       </w:tcPr>
     </w:tblStylePr>
   </w:style>
-  <w:style w:type="table" w:styleId="943">
+  <w:style w:type="table" w:styleId="945">
     <w:name w:val="StGen19"/>
-    <w:basedOn w:val="914"/>
+    <w:basedOn w:val="916"/>
     <w:pPr>
       <w:pBdr/>
       <w:spacing/>
@@ -41192,9 +40966,9 @@
       </w:tcPr>
     </w:tblStylePr>
   </w:style>
-  <w:style w:type="table" w:styleId="944">
+  <w:style w:type="table" w:styleId="946">
     <w:name w:val="StGen20"/>
-    <w:basedOn w:val="914"/>
+    <w:basedOn w:val="916"/>
     <w:pPr>
       <w:pBdr/>
       <w:spacing/>
